--- a/notice tertre.doc.docx
+++ b/notice tertre.doc.docx
@@ -3,165 +3,482 @@
 <w:document xmlns:wpc="http://schemas.microsoft.com/office/word/2010/wordprocessingCanvas" xmlns:cx="http://schemas.microsoft.com/office/drawing/2014/chartex" xmlns:cx1="http://schemas.microsoft.com/office/drawing/2015/9/8/chartex" xmlns:cx2="http://schemas.microsoft.com/office/drawing/2015/10/21/chartex" xmlns:cx3="http://schemas.microsoft.com/office/drawing/2016/5/9/chartex" xmlns:cx4="http://schemas.microsoft.com/office/drawing/2016/5/10/chartex" xmlns:cx5="http://schemas.microsoft.com/office/drawing/2016/5/11/chartex" xmlns:cx6="http://schemas.microsoft.com/office/drawing/2016/5/12/chartex" xmlns:cx7="http://schemas.microsoft.com/office/drawing/2016/5/13/chartex" xmlns:cx8="http://schemas.microsoft.com/office/drawing/2016/5/14/chartex" xmlns:mc="http://schemas.openxmlformats.org/markup-compatibility/2006" xmlns:aink="http://schemas.microsoft.com/office/drawing/2016/ink" xmlns:am3d="http://schemas.microsoft.com/office/drawing/2017/model3d" xmlns:o="urn:schemas-microsoft-com:office:office" xmlns:oel="http://schemas.microsoft.com/office/2019/extlst" xmlns:r="http://schemas.openxmlformats.org/officeDocument/2006/relationships" xmlns:m="http://schemas.openxmlformats.org/officeDocument/2006/math" xmlns:v="urn:schemas-microsoft-com:vml" xmlns:wp14="http://schemas.microsoft.com/office/word/2010/wordprocessingDrawing" xmlns:wp="http://schemas.openxmlformats.org/drawingml/2006/wordprocessingDrawing" xmlns:w10="urn:schemas-microsoft-com:office:word" xmlns:w="http://schemas.openxmlformats.org/wordprocessingml/2006/main" xmlns:w14="http://schemas.microsoft.com/office/word/2010/wordml" xmlns:w15="http://schemas.microsoft.com/office/word/2012/wordml" xmlns:w16cex="http://schemas.microsoft.com/office/word/2018/wordml/cex" xmlns:w16cid="http://schemas.microsoft.com/office/word/2016/wordml/cid" xmlns:w16="http://schemas.microsoft.com/office/word/2018/wordml" xmlns:w16du="http://schemas.microsoft.com/office/word/2023/wordml/word16du" xmlns:w16sdtdh="http://schemas.microsoft.com/office/word/2020/wordml/sdtdatahash" xmlns:w16sdtfl="http://schemas.microsoft.com/office/word/2024/wordml/sdtformatlock" xmlns:w16se="http://schemas.microsoft.com/office/word/2015/wordml/symex" xmlns:wpg="http://schemas.microsoft.com/office/word/2010/wordprocessingGroup" xmlns:wpi="http://schemas.microsoft.com/office/word/2010/wordprocessingInk" xmlns:wne="http://schemas.microsoft.com/office/word/2006/wordml" xmlns:wps="http://schemas.microsoft.com/office/word/2010/wordprocessingShape" mc:Ignorable="w14 w15 w16se w16cid w16 w16cex w16sdtdh w16sdtfl w16du wp14">
   <w:body>
     <w:p>
-      <w:r>
-        <w:rPr>
+      <w:pPr>
+        <w:rPr>
+          <w:rFonts w:ascii="Garamond" w:hAnsi="Garamond"/>
+        </w:rPr>
+      </w:pPr>
+      <w:r>
+        <w:rPr>
+          <w:rFonts w:ascii="Garamond" w:hAnsi="Garamond"/>
           <w:i/>
           <w:iCs/>
         </w:rPr>
-        <w:t>La place du Tertre : un lieu multiculturel</w:t>
-      </w:r>
-      <w:r>
-        <w:t xml:space="preserve"> est une œuvre numérique crée par Lucie Le roux Malinsky et Nathan </w:t>
-      </w:r>
-      <w:proofErr w:type="spellStart"/>
-      <w:r>
-        <w:t>Temime</w:t>
-      </w:r>
-      <w:proofErr w:type="spellEnd"/>
-      <w:r>
-        <w:t xml:space="preserve">—Voisin en 2026 symbolisant le multiculturalité de la place du Tertre à Montmartre. Cette œuvre est un collage de différentes photos représentants des évènements importants de cette place. Lorsque l’utilisateur clique sur la photo un audio se lance avec une déclaration, un rapport de conseil ou un témoignage en rapport avec l’évènement. Les </w:t>
-      </w:r>
-      <w:r>
-        <w:t xml:space="preserve">événements se sont tous déroulés sur la place du Tertre mais à des périodes très différentes. Pour symboliser cette forte concentration de souvenirs qui se mélangent, les images sont superposées et disposés aléatoirement sur la page. Lorsque la page est réactualisée, les positions des images changent. </w:t>
+        <w:t xml:space="preserve">La place du Tertre : </w:t>
+      </w:r>
+      <w:r>
+        <w:rPr>
+          <w:rFonts w:ascii="Garamond" w:hAnsi="Garamond"/>
+          <w:i/>
+          <w:iCs/>
+        </w:rPr>
+        <w:t>là où tout ce mélange</w:t>
+      </w:r>
+      <w:r>
+        <w:rPr>
+          <w:rFonts w:ascii="Garamond" w:hAnsi="Garamond"/>
+        </w:rPr>
+        <w:t xml:space="preserve">, Lucie </w:t>
+      </w:r>
+      <w:r>
+        <w:rPr>
+          <w:rFonts w:ascii="Garamond" w:hAnsi="Garamond"/>
+        </w:rPr>
+        <w:t>Le Roux Malinsky et Nathan Temime</w:t>
+      </w:r>
+      <w:r>
+        <w:rPr>
+          <w:rFonts w:ascii="Garamond" w:hAnsi="Garamond"/>
+        </w:rPr>
+        <w:t>—</w:t>
+      </w:r>
+      <w:r>
+        <w:rPr>
+          <w:rFonts w:ascii="Garamond" w:hAnsi="Garamond"/>
+        </w:rPr>
+        <w:t>Voisin</w:t>
+      </w:r>
+      <w:r>
+        <w:rPr>
+          <w:rFonts w:ascii="Garamond" w:hAnsi="Garamond"/>
+        </w:rPr>
+        <w:t>, 2026, collage numérique,</w:t>
+      </w:r>
+      <w:r>
+        <w:rPr>
+          <w:rFonts w:ascii="Garamond" w:hAnsi="Garamond"/>
+        </w:rPr>
+        <w:t xml:space="preserve"> d’apr</w:t>
+      </w:r>
+      <w:r>
+        <w:rPr>
+          <w:rFonts w:ascii="Garamond" w:hAnsi="Garamond"/>
+        </w:rPr>
+        <w:t>è</w:t>
+      </w:r>
+      <w:r>
+        <w:rPr>
+          <w:rFonts w:ascii="Garamond" w:hAnsi="Garamond"/>
+        </w:rPr>
+        <w:t xml:space="preserve">s iconographie de 1625 de </w:t>
+      </w:r>
+      <w:r>
+        <w:rPr>
+          <w:rFonts w:ascii="Garamond" w:hAnsi="Garamond"/>
+        </w:rPr>
+        <w:t>Etienne Martellange,</w:t>
+      </w:r>
+      <w:r>
+        <w:rPr>
+          <w:rFonts w:ascii="Garamond" w:hAnsi="Garamond"/>
+        </w:rPr>
+        <w:t xml:space="preserve"> photographie de Auguste Thiers de</w:t>
+      </w:r>
+      <w:r>
+        <w:rPr>
+          <w:rFonts w:ascii="Garamond" w:hAnsi="Garamond"/>
+        </w:rPr>
+        <w:t xml:space="preserve"> 1867 de</w:t>
+      </w:r>
+      <w:r>
+        <w:rPr>
+          <w:rFonts w:ascii="Garamond" w:hAnsi="Garamond"/>
+        </w:rPr>
+        <w:t xml:space="preserve"> Nadar</w:t>
+      </w:r>
+      <w:r>
+        <w:rPr>
+          <w:rFonts w:ascii="Garamond" w:hAnsi="Garamond"/>
+        </w:rPr>
+        <w:t xml:space="preserve">, </w:t>
+      </w:r>
+      <w:r>
+        <w:rPr>
+          <w:rFonts w:ascii="Garamond" w:hAnsi="Garamond"/>
+        </w:rPr>
+        <w:t>photographie de l’</w:t>
+      </w:r>
+      <w:r>
+        <w:rPr>
+          <w:rFonts w:ascii="Garamond" w:hAnsi="Garamond"/>
+        </w:rPr>
+        <w:t>exécution</w:t>
+      </w:r>
+      <w:r>
+        <w:rPr>
+          <w:rFonts w:ascii="Garamond" w:hAnsi="Garamond"/>
+        </w:rPr>
+        <w:t xml:space="preserve"> du général Lecomte de 1871, </w:t>
+      </w:r>
+      <w:r>
+        <w:rPr>
+          <w:rFonts w:ascii="Garamond" w:hAnsi="Garamond"/>
+          <w:i/>
+          <w:iCs/>
+        </w:rPr>
+        <w:t>Le Siècle</w:t>
+      </w:r>
+      <w:r>
+        <w:rPr>
+          <w:rFonts w:ascii="Garamond" w:hAnsi="Garamond"/>
+          <w:i/>
+          <w:iCs/>
+        </w:rPr>
+        <w:t xml:space="preserve">, </w:t>
+      </w:r>
+      <w:r>
+        <w:rPr>
+          <w:rFonts w:ascii="Garamond" w:hAnsi="Garamond"/>
+        </w:rPr>
+        <w:t xml:space="preserve">photographie de Louise Michel de </w:t>
+      </w:r>
+      <w:r>
+        <w:rPr>
+          <w:rFonts w:ascii="Garamond" w:hAnsi="Garamond"/>
+        </w:rPr>
+        <w:t>1880 </w:t>
+      </w:r>
+      <w:r>
+        <w:rPr>
+          <w:rFonts w:ascii="Garamond" w:hAnsi="Garamond"/>
+        </w:rPr>
+        <w:t>de</w:t>
+      </w:r>
+      <w:r>
+        <w:rPr>
+          <w:rFonts w:ascii="Garamond" w:hAnsi="Garamond"/>
+        </w:rPr>
+        <w:t xml:space="preserve"> </w:t>
+      </w:r>
+      <w:r>
+        <w:rPr>
+          <w:rFonts w:ascii="Garamond" w:hAnsi="Garamond"/>
+        </w:rPr>
+        <w:t>J.M. Lopez</w:t>
+      </w:r>
+      <w:r>
+        <w:rPr>
+          <w:rFonts w:ascii="Garamond" w:hAnsi="Garamond"/>
+        </w:rPr>
+        <w:t>,</w:t>
+      </w:r>
+      <w:r>
+        <w:rPr>
+          <w:rFonts w:ascii="Garamond" w:hAnsi="Garamond"/>
+        </w:rPr>
+        <w:t xml:space="preserve"> de l’huile sur toile </w:t>
+      </w:r>
+      <w:r>
+        <w:rPr>
+          <w:rFonts w:ascii="Garamond" w:hAnsi="Garamond"/>
+          <w:i/>
+          <w:iCs/>
+        </w:rPr>
+        <w:t>H</w:t>
+      </w:r>
+      <w:r>
+        <w:rPr>
+          <w:rFonts w:ascii="Garamond" w:hAnsi="Garamond"/>
+          <w:i/>
+          <w:iCs/>
+        </w:rPr>
+        <w:t>ôtel Du Tertre, Montmartre</w:t>
+      </w:r>
+      <w:r>
+        <w:rPr>
+          <w:rFonts w:ascii="Garamond" w:hAnsi="Garamond"/>
+          <w:i/>
+          <w:iCs/>
+        </w:rPr>
+        <w:t xml:space="preserve"> </w:t>
+      </w:r>
+      <w:r>
+        <w:rPr>
+          <w:rFonts w:ascii="Garamond" w:hAnsi="Garamond"/>
+        </w:rPr>
+        <w:t>de Pierre Hodé</w:t>
+      </w:r>
+      <w:r>
+        <w:rPr>
+          <w:rFonts w:ascii="Garamond" w:hAnsi="Garamond"/>
+        </w:rPr>
+        <w:t xml:space="preserve">, </w:t>
+      </w:r>
+      <w:r>
+        <w:rPr>
+          <w:rFonts w:ascii="Garamond" w:hAnsi="Garamond"/>
+          <w:b/>
+          <w:bCs/>
+        </w:rPr>
+        <w:t> </w:t>
+      </w:r>
+      <w:r>
+        <w:rPr>
+          <w:rFonts w:ascii="Garamond" w:hAnsi="Garamond"/>
+          <w:i/>
+          <w:iCs/>
+        </w:rPr>
+        <w:t>Maison où se trouvait en 1790 la première mairie de la commune de Montmartre</w:t>
+      </w:r>
+      <w:r>
+        <w:rPr>
+          <w:rFonts w:ascii="Garamond" w:hAnsi="Garamond"/>
+          <w:i/>
+          <w:iCs/>
+        </w:rPr>
+        <w:t xml:space="preserve"> </w:t>
+      </w:r>
+      <w:r>
+        <w:rPr>
+          <w:rFonts w:ascii="Garamond" w:hAnsi="Garamond"/>
+        </w:rPr>
+        <w:t>photographie de</w:t>
+      </w:r>
+      <w:r>
+        <w:rPr>
+          <w:rFonts w:ascii="Garamond" w:hAnsi="Garamond"/>
+        </w:rPr>
+        <w:t xml:space="preserve"> 1905</w:t>
+      </w:r>
+      <w:r>
+        <w:rPr>
+          <w:rFonts w:ascii="Garamond" w:hAnsi="Garamond"/>
+        </w:rPr>
+        <w:t xml:space="preserve"> et </w:t>
+      </w:r>
+      <w:r>
+        <w:rPr>
+          <w:rFonts w:ascii="Garamond" w:hAnsi="Garamond"/>
+        </w:rPr>
+        <w:t>Ancienne église et la tour du télégraphe à Montmartr</w:t>
+      </w:r>
+      <w:r>
+        <w:rPr>
+          <w:rFonts w:ascii="Garamond" w:hAnsi="Garamond"/>
+        </w:rPr>
+        <w:t>e dessin avec aquarelle vers 1800.</w:t>
+      </w:r>
+      <w:r>
+        <w:rPr>
+          <w:rFonts w:ascii="Garamond" w:hAnsi="Garamond"/>
+        </w:rPr>
+        <w:t xml:space="preserve"> fonds Temime--Voisin et Le Roux Malinsky</w:t>
       </w:r>
     </w:p>
     <w:p>
-      <w:r>
-        <w:t xml:space="preserve">Le premier événement représenté est la création par Louis VI de l’abbaye royale de Montmartre en 1136. </w:t>
-      </w:r>
-      <w:proofErr w:type="gramStart"/>
-      <w:r>
-        <w:t>Suite à</w:t>
-      </w:r>
-      <w:proofErr w:type="gramEnd"/>
-      <w:r>
-        <w:t xml:space="preserve"> la destruction de sa partie haute, des lieux sont construits à la place dont la place du Tertre.</w:t>
-      </w:r>
-      <w:r>
-        <w:t xml:space="preserve"> Ainsi, l’iconographie choisie est</w:t>
-      </w:r>
-      <w:r>
-        <w:t xml:space="preserve"> une gravure de l’abbaye dite « d’en haut » (la partie détruite en </w:t>
-      </w:r>
-      <w:r>
-        <w:t>1686</w:t>
-      </w:r>
-      <w:r>
-        <w:t>) et l’audio le serment à Dieu de Louis VI lors de la création de l’abbaye.</w:t>
-      </w:r>
-      <w:r>
-        <w:t xml:space="preserve"> </w:t>
-      </w:r>
-      <w:r>
-        <w:t xml:space="preserve"> Le second </w:t>
-      </w:r>
-      <w:r>
-        <w:t>événement</w:t>
-      </w:r>
-      <w:r>
-        <w:t xml:space="preserve"> est la création de la commune de Montmartre </w:t>
-      </w:r>
-      <w:r>
-        <w:t xml:space="preserve">en 1790 dont la première mairie était située sur la place du tertre à la résidence du premier maire Felix </w:t>
-      </w:r>
-      <w:proofErr w:type="spellStart"/>
-      <w:r>
-        <w:t>Deportes</w:t>
-      </w:r>
-      <w:proofErr w:type="spellEnd"/>
-      <w:r>
-        <w:t xml:space="preserve">. </w:t>
-      </w:r>
-      <w:r>
-        <w:t>L’image choisie est une photog</w:t>
-      </w:r>
-      <w:r>
-        <w:t xml:space="preserve">raphie de sa résidence et le texte un rapport d’un comité parlementaire du </w:t>
-      </w:r>
-      <w:r>
-        <w:t>30 mars 1790</w:t>
-      </w:r>
-      <w:r>
-        <w:t xml:space="preserve"> </w:t>
-      </w:r>
-      <w:r>
-        <w:t>sur la création de la commune.</w:t>
-      </w:r>
-      <w:r>
-        <w:t xml:space="preserve"> A la même période est construit sur l’ancien cœur de l’Abbaye le télégraphe de Montmartre. Le texte choisi est le premier « vrai » message utile transmis par ce télégraphe. Il s’agit d’un message à destination du comité de </w:t>
-      </w:r>
-      <w:proofErr w:type="spellStart"/>
-      <w:r>
-        <w:t>Salutpublic</w:t>
-      </w:r>
-      <w:proofErr w:type="spellEnd"/>
-      <w:r>
-        <w:t xml:space="preserve"> du Parlement à Paris pour prévenir d’une victoire sur l’armée autrichienne au </w:t>
-      </w:r>
-      <w:proofErr w:type="spellStart"/>
-      <w:r>
-        <w:t>Quenoy</w:t>
-      </w:r>
-      <w:proofErr w:type="spellEnd"/>
-      <w:r>
-        <w:t xml:space="preserve"> </w:t>
-      </w:r>
-      <w:r>
-        <w:t xml:space="preserve">dans le nord de la France. L’image est un dessin de l’ancienne église et de la tour du télégraphe. </w:t>
-      </w:r>
-      <w:r>
-        <w:t xml:space="preserve">Le quatrième évènement et de loin le plus important est la commune. </w:t>
-      </w:r>
-      <w:r>
-        <w:t xml:space="preserve"> </w:t>
-      </w:r>
-      <w:r>
-        <w:t xml:space="preserve">Les émeutes débutent la nuit du 18 mars 1871 </w:t>
-      </w:r>
-      <w:proofErr w:type="gramStart"/>
-      <w:r>
-        <w:t>suite à une</w:t>
-      </w:r>
-      <w:proofErr w:type="gramEnd"/>
-      <w:r>
-        <w:t xml:space="preserve"> déclaration</w:t>
-      </w:r>
-      <w:r>
-        <w:t xml:space="preserve"> </w:t>
-      </w:r>
-      <w:r>
-        <w:t>de la veille</w:t>
-      </w:r>
-      <w:r>
-        <w:t xml:space="preserve"> de Auguste Thiers</w:t>
-      </w:r>
-      <w:r>
-        <w:t xml:space="preserve"> le président du Conseil</w:t>
-      </w:r>
-      <w:r>
-        <w:t xml:space="preserve"> commandant la reprise de canons gardés sur la place du tertre par les Parisiens</w:t>
-      </w:r>
-      <w:r>
-        <w:t>.</w:t>
-      </w:r>
-      <w:r>
-        <w:t xml:space="preserve"> Le premier mort officiel de la commune est le général Lecomte pendu sur la place pour avoir ordonné à ses soldats de tirer sur la foule. Il a donc été décidé de choisir pour le collage la déclaration de Thiers, un rapport d’un conseil de ministres sur l’assassinat de Lecomte et deux témoignages : un de Louise Michel et un d’un habitant du quartier publié dans le journal </w:t>
-      </w:r>
-      <w:r>
-        <w:rPr>
+      <w:pPr>
+        <w:rPr>
+          <w:rFonts w:ascii="Garamond" w:hAnsi="Garamond"/>
+        </w:rPr>
+      </w:pPr>
+      <w:r>
+        <w:rPr>
+          <w:rFonts w:ascii="Garamond" w:hAnsi="Garamond"/>
           <w:i/>
           <w:iCs/>
         </w:rPr>
+        <w:t xml:space="preserve">La place du Tertre : </w:t>
+      </w:r>
+      <w:r>
+        <w:rPr>
+          <w:rFonts w:ascii="Garamond" w:hAnsi="Garamond"/>
+          <w:i/>
+          <w:iCs/>
+        </w:rPr>
+        <w:t>là où tout ce mélange</w:t>
+      </w:r>
+      <w:r>
+        <w:rPr>
+          <w:rFonts w:ascii="Garamond" w:hAnsi="Garamond"/>
+          <w:i/>
+          <w:iCs/>
+        </w:rPr>
+        <w:t xml:space="preserve"> </w:t>
+      </w:r>
+      <w:r>
+        <w:rPr>
+          <w:rFonts w:ascii="Garamond" w:hAnsi="Garamond"/>
+        </w:rPr>
+        <w:t xml:space="preserve">est une œuvre numérique crée par Lucie Le </w:t>
+      </w:r>
+      <w:r>
+        <w:rPr>
+          <w:rFonts w:ascii="Garamond" w:hAnsi="Garamond"/>
+        </w:rPr>
+        <w:t>R</w:t>
+      </w:r>
+      <w:r>
+        <w:rPr>
+          <w:rFonts w:ascii="Garamond" w:hAnsi="Garamond"/>
+        </w:rPr>
+        <w:t>oux Malinsky et Nathan Temime</w:t>
+      </w:r>
+      <w:r>
+        <w:rPr>
+          <w:rFonts w:ascii="Garamond" w:hAnsi="Garamond"/>
+        </w:rPr>
+        <w:t>--</w:t>
+      </w:r>
+      <w:r>
+        <w:rPr>
+          <w:rFonts w:ascii="Garamond" w:hAnsi="Garamond"/>
+        </w:rPr>
+        <w:t xml:space="preserve">Voisin en 2026 symbolisant le multiculturalité de la place du Tertre à Montmartre. </w:t>
+      </w:r>
+      <w:r>
+        <w:rPr>
+          <w:rFonts w:ascii="Garamond" w:hAnsi="Garamond"/>
+        </w:rPr>
+        <w:t>En quoi</w:t>
+      </w:r>
+      <w:r>
+        <w:rPr>
+          <w:rFonts w:ascii="Garamond" w:hAnsi="Garamond"/>
+        </w:rPr>
+        <w:t xml:space="preserve"> la place du Tertre est un espace </w:t>
+      </w:r>
+      <w:r>
+        <w:rPr>
+          <w:rFonts w:ascii="Garamond" w:hAnsi="Garamond"/>
+        </w:rPr>
+        <w:t xml:space="preserve"> bb</w:t>
+      </w:r>
+      <w:r>
+        <w:rPr>
+          <w:rFonts w:ascii="Garamond" w:hAnsi="Garamond"/>
+        </w:rPr>
+        <w:t xml:space="preserve">Cette œuvre est un collage de différentes photos représentants des évènements importants de cette place. Lorsque l’utilisateur clique sur la photo un audio se lance avec une déclaration, un rapport de conseil ou un témoignage en rapport avec l’évènement. Les </w:t>
+      </w:r>
+      <w:r>
+        <w:rPr>
+          <w:rFonts w:ascii="Garamond" w:hAnsi="Garamond"/>
+        </w:rPr>
+        <w:t xml:space="preserve">événements se sont tous déroulés sur la place du Tertre mais à des périodes très différentes. Pour symboliser cette forte concentration de souvenirs qui se mélangent, les images sont superposées et disposés aléatoirement sur la page. Lorsque la page est réactualisée, les positions des images changent. </w:t>
+      </w:r>
+    </w:p>
+    <w:p>
+      <w:pPr>
+        <w:rPr>
+          <w:rFonts w:ascii="Garamond" w:hAnsi="Garamond"/>
+        </w:rPr>
+      </w:pPr>
+      <w:r>
+        <w:rPr>
+          <w:rFonts w:ascii="Garamond" w:hAnsi="Garamond"/>
+        </w:rPr>
+        <w:t>Le premier événement représenté est la création par Louis VI de l’abbaye royale de Montmartre en 1136. Suite à la destruction de sa partie haute, des lieux sont construits à la place dont la place du Tertre.</w:t>
+      </w:r>
+      <w:r>
+        <w:rPr>
+          <w:rFonts w:ascii="Garamond" w:hAnsi="Garamond"/>
+        </w:rPr>
+        <w:t xml:space="preserve"> Ainsi, l’iconographie choisie est</w:t>
+      </w:r>
+      <w:r>
+        <w:rPr>
+          <w:rFonts w:ascii="Garamond" w:hAnsi="Garamond"/>
+        </w:rPr>
+        <w:t xml:space="preserve"> une gravure de l’abbaye dite « d’en haut » (la partie détruite en 1686) et l’audio le serment à Dieu de Louis VI lors de la création de l’abbaye. </w:t>
+      </w:r>
+      <w:r>
+        <w:rPr>
+          <w:rFonts w:ascii="Garamond" w:hAnsi="Garamond"/>
+        </w:rPr>
+        <w:t xml:space="preserve"> Le second </w:t>
+      </w:r>
+      <w:r>
+        <w:rPr>
+          <w:rFonts w:ascii="Garamond" w:hAnsi="Garamond"/>
+        </w:rPr>
+        <w:t>événement</w:t>
+      </w:r>
+      <w:r>
+        <w:rPr>
+          <w:rFonts w:ascii="Garamond" w:hAnsi="Garamond"/>
+        </w:rPr>
+        <w:t xml:space="preserve"> est la création de la commune de Montmartre </w:t>
+      </w:r>
+      <w:r>
+        <w:rPr>
+          <w:rFonts w:ascii="Garamond" w:hAnsi="Garamond"/>
+        </w:rPr>
+        <w:t xml:space="preserve">en 1790 dont la première mairie était située sur la place du tertre à la résidence du premier maire Felix Deportes. </w:t>
+      </w:r>
+      <w:r>
+        <w:rPr>
+          <w:rFonts w:ascii="Garamond" w:hAnsi="Garamond"/>
+        </w:rPr>
+        <w:t>L’image choisie est une photographie de sa résidence et le texte un rapport d’un comité parlementaire du 30 mars 1790 sur la création de la commune.</w:t>
+      </w:r>
+      <w:r>
+        <w:rPr>
+          <w:rFonts w:ascii="Garamond" w:hAnsi="Garamond"/>
+        </w:rPr>
+        <w:t xml:space="preserve"> A la même période est construit sur l’ancien cœur de l’Abbaye le télégraphe de Montmartre. Le texte choisi est le premier « vrai » message utile transmis par ce télégraphe. Il s’agit d’un message à destination du comité de Salutpublic du Parlement à Paris pour prévenir d’une victoire sur l’armée autrichienne au Quenoy dans le nord de la France. L’image est un dessin de l’ancienne église et de la tour du télégraphe. </w:t>
+      </w:r>
+      <w:r>
+        <w:rPr>
+          <w:rFonts w:ascii="Garamond" w:hAnsi="Garamond"/>
+        </w:rPr>
+        <w:t xml:space="preserve">Le quatrième évènement et de loin le plus important est la commune. </w:t>
+      </w:r>
+      <w:r>
+        <w:rPr>
+          <w:rFonts w:ascii="Garamond" w:hAnsi="Garamond"/>
+        </w:rPr>
+        <w:t xml:space="preserve"> </w:t>
+      </w:r>
+      <w:r>
+        <w:rPr>
+          <w:rFonts w:ascii="Garamond" w:hAnsi="Garamond"/>
+        </w:rPr>
+        <w:t>Les émeutes débutent la nuit du 18 mars 1871 suite à une déclaration</w:t>
+      </w:r>
+      <w:r>
+        <w:rPr>
+          <w:rFonts w:ascii="Garamond" w:hAnsi="Garamond"/>
+        </w:rPr>
+        <w:t xml:space="preserve"> de la veille</w:t>
+      </w:r>
+      <w:r>
+        <w:rPr>
+          <w:rFonts w:ascii="Garamond" w:hAnsi="Garamond"/>
+        </w:rPr>
+        <w:t xml:space="preserve"> de Auguste Thiers</w:t>
+      </w:r>
+      <w:r>
+        <w:rPr>
+          <w:rFonts w:ascii="Garamond" w:hAnsi="Garamond"/>
+        </w:rPr>
+        <w:t xml:space="preserve"> le président du Conseil commandant la reprise de canons gardés sur la place du tertre par les Parisiens. Le premier mort officiel de la commune est le général Lecomte pendu sur la place pour avoir ordonné à ses soldats de tirer sur la foule. Il a donc été décidé de choisir pour le collage la déclaration de Thiers, un rapport d’un conseil de ministres sur l’assassinat de Lecomte et deux témoignages : un de Louise Michel et un d’un habitant du quartier publié dans le journal </w:t>
+      </w:r>
+      <w:r>
+        <w:rPr>
+          <w:rFonts w:ascii="Garamond" w:hAnsi="Garamond"/>
+          <w:i/>
+          <w:iCs/>
+        </w:rPr>
         <w:t>Le Siècle</w:t>
       </w:r>
       <w:r>
-        <w:t xml:space="preserve"> le 19 mars. Le cinquième événement choisi est l’ascension en voiture de Louis Renaud du 24 décembre 1898. Cet exploit lui produisit une forte publicité et permit de lancer une forte production de voiture. Enfin le dernier lieu choisit pour célébrer la multiculturalité du lieu est l’hôtel Bouscarat ou hôtel du Tertre. Cet hôtel a abrité de nombreux artistes et </w:t>
-      </w:r>
-      <w:r>
-        <w:t>en particulier</w:t>
-      </w:r>
-      <w:r>
-        <w:rPr>
+        <w:rPr>
+          <w:rFonts w:ascii="Garamond" w:hAnsi="Garamond"/>
+        </w:rPr>
+        <w:t xml:space="preserve"> le 19 mars. Le cinquième événement choisi est l’ascension en voiture de Louis Renaud du 24 décembre 1898. Cet exploit lui produisit une forte publicité et permit de lancer une forte production de voiture. Enfin le dernier lieu choisit pour célébrer la multiculturalité du lieu est l’hôtel Bouscarat ou hôtel du Tertre. Cet hôtel a abrité de nombreux artistes et en particulier</w:t>
+      </w:r>
+      <w:r>
+        <w:rPr>
+          <w:rFonts w:ascii="Garamond" w:hAnsi="Garamond"/>
           <w:b/>
           <w:bCs/>
           <w:sz w:val="22"/>
@@ -170,21 +487,22 @@
         <w:t xml:space="preserve"> </w:t>
       </w:r>
       <w:r>
+        <w:rPr>
+          <w:rFonts w:ascii="Garamond" w:hAnsi="Garamond"/>
+        </w:rPr>
         <w:t>des peintres. Il a donc été choisi un tableau</w:t>
       </w:r>
       <w:r>
-        <w:t xml:space="preserve"> de </w:t>
-      </w:r>
-      <w:r>
-        <w:t>Pierre Hodé</w:t>
-      </w:r>
-      <w:r>
-        <w:t xml:space="preserve"> de ce lieu et des citations de Max Orlan et de Francis Corco.</w:t>
+        <w:rPr>
+          <w:rFonts w:ascii="Garamond" w:hAnsi="Garamond"/>
+        </w:rPr>
+        <w:t xml:space="preserve"> de Pierre Hodé de ce lieu et des citations de Max Orlan et de Francis Corco.</w:t>
       </w:r>
     </w:p>
     <w:p>
       <w:pPr>
         <w:rPr>
+          <w:rFonts w:ascii="Garamond" w:hAnsi="Garamond"/>
           <w:b/>
           <w:bCs/>
           <w:sz w:val="22"/>
@@ -1223,6 +1541,29 @@
       <w:spacing w:val="5"/>
     </w:rPr>
   </w:style>
+  <w:style w:type="character" w:styleId="Lienhypertexte">
+    <w:name w:val="Hyperlink"/>
+    <w:basedOn w:val="Policepardfaut"/>
+    <w:uiPriority w:val="99"/>
+    <w:unhideWhenUsed/>
+    <w:rsid w:val="002F2A02"/>
+    <w:rPr>
+      <w:color w:val="467886" w:themeColor="hyperlink"/>
+      <w:u w:val="single"/>
+    </w:rPr>
+  </w:style>
+  <w:style w:type="character" w:styleId="Mentionnonrsolue">
+    <w:name w:val="Unresolved Mention"/>
+    <w:basedOn w:val="Policepardfaut"/>
+    <w:uiPriority w:val="99"/>
+    <w:semiHidden/>
+    <w:unhideWhenUsed/>
+    <w:rsid w:val="002F2A02"/>
+    <w:rPr>
+      <w:color w:val="605E5C"/>
+      <w:shd w:val="clear" w:color="auto" w:fill="E1DFDD"/>
+    </w:rPr>
+  </w:style>
 </w:styles>
 </file>
 

--- a/notice tertre.doc.docx
+++ b/notice tertre.doc.docx
@@ -34,91 +34,7 @@
         <w:rPr>
           <w:rFonts w:ascii="Garamond" w:hAnsi="Garamond"/>
         </w:rPr>
-        <w:t>Le Roux Malinsky et Nathan Temime</w:t>
-      </w:r>
-      <w:r>
-        <w:rPr>
-          <w:rFonts w:ascii="Garamond" w:hAnsi="Garamond"/>
-        </w:rPr>
-        <w:t>—</w:t>
-      </w:r>
-      <w:r>
-        <w:rPr>
-          <w:rFonts w:ascii="Garamond" w:hAnsi="Garamond"/>
-        </w:rPr>
-        <w:t>Voisin</w:t>
-      </w:r>
-      <w:r>
-        <w:rPr>
-          <w:rFonts w:ascii="Garamond" w:hAnsi="Garamond"/>
-        </w:rPr>
-        <w:t>, 2026, collage numérique,</w:t>
-      </w:r>
-      <w:r>
-        <w:rPr>
-          <w:rFonts w:ascii="Garamond" w:hAnsi="Garamond"/>
-        </w:rPr>
-        <w:t xml:space="preserve"> d’apr</w:t>
-      </w:r>
-      <w:r>
-        <w:rPr>
-          <w:rFonts w:ascii="Garamond" w:hAnsi="Garamond"/>
-        </w:rPr>
-        <w:t>è</w:t>
-      </w:r>
-      <w:r>
-        <w:rPr>
-          <w:rFonts w:ascii="Garamond" w:hAnsi="Garamond"/>
-        </w:rPr>
-        <w:t xml:space="preserve">s iconographie de 1625 de </w:t>
-      </w:r>
-      <w:r>
-        <w:rPr>
-          <w:rFonts w:ascii="Garamond" w:hAnsi="Garamond"/>
-        </w:rPr>
-        <w:t>Etienne Martellange,</w:t>
-      </w:r>
-      <w:r>
-        <w:rPr>
-          <w:rFonts w:ascii="Garamond" w:hAnsi="Garamond"/>
-        </w:rPr>
-        <w:t xml:space="preserve"> photographie de Auguste Thiers de</w:t>
-      </w:r>
-      <w:r>
-        <w:rPr>
-          <w:rFonts w:ascii="Garamond" w:hAnsi="Garamond"/>
-        </w:rPr>
-        <w:t xml:space="preserve"> 1867 de</w:t>
-      </w:r>
-      <w:r>
-        <w:rPr>
-          <w:rFonts w:ascii="Garamond" w:hAnsi="Garamond"/>
-        </w:rPr>
-        <w:t xml:space="preserve"> Nadar</w:t>
-      </w:r>
-      <w:r>
-        <w:rPr>
-          <w:rFonts w:ascii="Garamond" w:hAnsi="Garamond"/>
-        </w:rPr>
-        <w:t xml:space="preserve">, </w:t>
-      </w:r>
-      <w:r>
-        <w:rPr>
-          <w:rFonts w:ascii="Garamond" w:hAnsi="Garamond"/>
-        </w:rPr>
-        <w:t>photographie de l’</w:t>
-      </w:r>
-      <w:r>
-        <w:rPr>
-          <w:rFonts w:ascii="Garamond" w:hAnsi="Garamond"/>
-        </w:rPr>
-        <w:t>exécution</w:t>
-      </w:r>
-      <w:r>
-        <w:rPr>
-          <w:rFonts w:ascii="Garamond" w:hAnsi="Garamond"/>
-        </w:rPr>
-        <w:t xml:space="preserve"> du général Lecomte de 1871, </w:t>
+        <w:t xml:space="preserve">Le Roux Malinsky et Nathan Temime—Voisin, 2026, collage numérique, d’après iconographie de 1625 de Etienne Martellange, photographie de Auguste Thiers de 1867 de Nadar, photographie de l’exécution du général Lecomte de 1871, capture d’écran du numéro du 19 mars 1871 du journal </w:t>
       </w:r>
       <w:r>
         <w:rPr>
@@ -152,13 +68,7 @@
         <w:rPr>
           <w:rFonts w:ascii="Garamond" w:hAnsi="Garamond"/>
         </w:rPr>
-        <w:t>de</w:t>
-      </w:r>
-      <w:r>
-        <w:rPr>
-          <w:rFonts w:ascii="Garamond" w:hAnsi="Garamond"/>
-        </w:rPr>
-        <w:t xml:space="preserve"> </w:t>
+        <w:t xml:space="preserve">de </w:t>
       </w:r>
       <w:r>
         <w:rPr>
@@ -170,13 +80,7 @@
         <w:rPr>
           <w:rFonts w:ascii="Garamond" w:hAnsi="Garamond"/>
         </w:rPr>
-        <w:t>,</w:t>
-      </w:r>
-      <w:r>
-        <w:rPr>
-          <w:rFonts w:ascii="Garamond" w:hAnsi="Garamond"/>
-        </w:rPr>
-        <w:t xml:space="preserve"> de l’huile sur toile </w:t>
+        <w:t xml:space="preserve">, </w:t>
       </w:r>
       <w:r>
         <w:rPr>
@@ -184,7 +88,7 @@
           <w:i/>
           <w:iCs/>
         </w:rPr>
-        <w:t>H</w:t>
+        <w:t>Hôtel Du Tertre, Montmartre</w:t>
       </w:r>
       <w:r>
         <w:rPr>
@@ -192,7 +96,21 @@
           <w:i/>
           <w:iCs/>
         </w:rPr>
-        <w:t>ôtel Du Tertre, Montmartre</w:t>
+        <w:t xml:space="preserve"> </w:t>
+      </w:r>
+      <w:r>
+        <w:rPr>
+          <w:rFonts w:ascii="Garamond" w:hAnsi="Garamond"/>
+        </w:rPr>
+        <w:t xml:space="preserve">huile sur toile de Pierre Hodé, </w:t>
+      </w:r>
+      <w:r>
+        <w:rPr>
+          <w:rFonts w:ascii="Garamond" w:hAnsi="Garamond"/>
+          <w:b/>
+          <w:bCs/>
+        </w:rPr>
+        <w:t> </w:t>
       </w:r>
       <w:r>
         <w:rPr>
@@ -200,27 +118,7 @@
           <w:i/>
           <w:iCs/>
         </w:rPr>
-        <w:t xml:space="preserve"> </w:t>
-      </w:r>
-      <w:r>
-        <w:rPr>
-          <w:rFonts w:ascii="Garamond" w:hAnsi="Garamond"/>
-        </w:rPr>
-        <w:t>de Pierre Hodé</w:t>
-      </w:r>
-      <w:r>
-        <w:rPr>
-          <w:rFonts w:ascii="Garamond" w:hAnsi="Garamond"/>
-        </w:rPr>
-        <w:t xml:space="preserve">, </w:t>
-      </w:r>
-      <w:r>
-        <w:rPr>
-          <w:rFonts w:ascii="Garamond" w:hAnsi="Garamond"/>
-          <w:b/>
-          <w:bCs/>
-        </w:rPr>
-        <w:t> </w:t>
+        <w:t>Maison où se trouvait en 1790 la première mairie de la commune de Montmartre</w:t>
       </w:r>
       <w:r>
         <w:rPr>
@@ -228,7 +126,13 @@
           <w:i/>
           <w:iCs/>
         </w:rPr>
-        <w:t>Maison où se trouvait en 1790 la première mairie de la commune de Montmartre</w:t>
+        <w:t xml:space="preserve"> </w:t>
+      </w:r>
+      <w:r>
+        <w:rPr>
+          <w:rFonts w:ascii="Garamond" w:hAnsi="Garamond"/>
+        </w:rPr>
+        <w:t xml:space="preserve">photographie de 1905, </w:t>
       </w:r>
       <w:r>
         <w:rPr>
@@ -236,43 +140,156 @@
           <w:i/>
           <w:iCs/>
         </w:rPr>
+        <w:t>Ancienne église et la tour du télégraphe à Montmartre</w:t>
+      </w:r>
+      <w:r>
+        <w:rPr>
+          <w:rFonts w:ascii="Garamond" w:hAnsi="Garamond"/>
+        </w:rPr>
+        <w:t xml:space="preserve"> dessin avec aquarelle du 19</w:t>
+      </w:r>
+      <w:r>
+        <w:rPr>
+          <w:rFonts w:ascii="Garamond" w:hAnsi="Garamond"/>
+          <w:vertAlign w:val="superscript"/>
+        </w:rPr>
+        <w:t>e</w:t>
+      </w:r>
+      <w:r>
+        <w:rPr>
+          <w:rFonts w:ascii="Garamond" w:hAnsi="Garamond"/>
+        </w:rPr>
+        <w:t xml:space="preserve"> siècle, p</w:t>
+      </w:r>
+      <w:r>
+        <w:rPr>
+          <w:rFonts w:ascii="Garamond" w:hAnsi="Garamond"/>
+        </w:rPr>
+        <w:t>roclamation du</w:t>
+      </w:r>
+      <w:r>
+        <w:rPr>
+          <w:rFonts w:ascii="Garamond" w:hAnsi="Garamond"/>
+        </w:rPr>
         <w:t xml:space="preserve"> </w:t>
       </w:r>
       <w:r>
         <w:rPr>
           <w:rFonts w:ascii="Garamond" w:hAnsi="Garamond"/>
         </w:rPr>
-        <w:t>photographie de</w:t>
-      </w:r>
-      <w:r>
-        <w:rPr>
-          <w:rFonts w:ascii="Garamond" w:hAnsi="Garamond"/>
-        </w:rPr>
-        <w:t xml:space="preserve"> 1905</w:t>
-      </w:r>
-      <w:r>
-        <w:rPr>
-          <w:rFonts w:ascii="Garamond" w:hAnsi="Garamond"/>
-        </w:rPr>
-        <w:t xml:space="preserve"> et </w:t>
-      </w:r>
-      <w:r>
-        <w:rPr>
-          <w:rFonts w:ascii="Garamond" w:hAnsi="Garamond"/>
-        </w:rPr>
-        <w:t>Ancienne église et la tour du télégraphe à Montmartr</w:t>
-      </w:r>
-      <w:r>
-        <w:rPr>
-          <w:rFonts w:ascii="Garamond" w:hAnsi="Garamond"/>
-        </w:rPr>
-        <w:t>e dessin avec aquarelle vers 1800.</w:t>
-      </w:r>
-      <w:r>
-        <w:rPr>
-          <w:rFonts w:ascii="Garamond" w:hAnsi="Garamond"/>
-        </w:rPr>
-        <w:t xml:space="preserve"> fonds Temime--Voisin et Le Roux Malinsky</w:t>
+        <w:t>g</w:t>
+      </w:r>
+      <w:r>
+        <w:rPr>
+          <w:rFonts w:ascii="Garamond" w:hAnsi="Garamond"/>
+        </w:rPr>
+        <w:t xml:space="preserve">ouvernement provisoire dirigé par Thiers </w:t>
+      </w:r>
+      <w:r>
+        <w:rPr>
+          <w:rFonts w:ascii="Garamond" w:hAnsi="Garamond"/>
+        </w:rPr>
+        <w:t xml:space="preserve">du </w:t>
+      </w:r>
+      <w:r>
+        <w:rPr>
+          <w:rFonts w:ascii="Garamond" w:hAnsi="Garamond"/>
+        </w:rPr>
+        <w:t>17 mars 1871</w:t>
+      </w:r>
+      <w:r>
+        <w:rPr>
+          <w:rFonts w:ascii="Garamond" w:hAnsi="Garamond"/>
+        </w:rPr>
+        <w:t xml:space="preserve">, article extrait du numéro du 19 mars 1871 du journal </w:t>
+      </w:r>
+      <w:r>
+        <w:rPr>
+          <w:rFonts w:ascii="Garamond" w:hAnsi="Garamond"/>
+          <w:i/>
+          <w:iCs/>
+        </w:rPr>
+        <w:t>Le Siècle</w:t>
+      </w:r>
+      <w:r>
+        <w:rPr>
+          <w:rFonts w:ascii="Garamond" w:hAnsi="Garamond"/>
+        </w:rPr>
+        <w:t>, t</w:t>
+      </w:r>
+      <w:r>
+        <w:rPr>
+          <w:rFonts w:ascii="Garamond" w:hAnsi="Garamond"/>
+        </w:rPr>
+        <w:t>é</w:t>
+      </w:r>
+      <w:r>
+        <w:rPr>
+          <w:rFonts w:ascii="Garamond" w:hAnsi="Garamond"/>
+        </w:rPr>
+        <w:t>moi</w:t>
+      </w:r>
+      <w:r>
+        <w:rPr>
+          <w:rFonts w:ascii="Garamond" w:hAnsi="Garamond"/>
+        </w:rPr>
+        <w:t>gnage de Louise Mich</w:t>
+      </w:r>
+      <w:r>
+        <w:rPr>
+          <w:rFonts w:ascii="Garamond" w:hAnsi="Garamond"/>
+        </w:rPr>
+        <w:t>el</w:t>
+      </w:r>
+      <w:r>
+        <w:rPr>
+          <w:rFonts w:ascii="Garamond" w:hAnsi="Garamond"/>
+        </w:rPr>
+        <w:t xml:space="preserve">, extrait du </w:t>
+      </w:r>
+      <w:r>
+        <w:rPr>
+          <w:rFonts w:ascii="Garamond" w:hAnsi="Garamond"/>
+          <w:i/>
+          <w:iCs/>
+        </w:rPr>
+        <w:t>Journal officiel</w:t>
+      </w:r>
+      <w:r>
+        <w:rPr>
+          <w:rFonts w:ascii="Garamond" w:hAnsi="Garamond"/>
+        </w:rPr>
+        <w:t>  du 19 mars</w:t>
+      </w:r>
+      <w:r>
+        <w:rPr>
+          <w:rFonts w:ascii="Garamond" w:hAnsi="Garamond"/>
+        </w:rPr>
+        <w:t xml:space="preserve"> 1871, citation de Max Orlan, citation de Francis Corco, premier message transmis par le télégraphe de Montmartre</w:t>
+      </w:r>
+      <w:r>
+        <w:rPr>
+          <w:rFonts w:ascii="Garamond" w:hAnsi="Garamond"/>
+        </w:rPr>
+        <w:t>, extrait de l’acte de fondation de l’abbaye royale Notre Dame de Montmartre</w:t>
+      </w:r>
+      <w:r>
+        <w:rPr>
+          <w:rFonts w:ascii="Garamond" w:hAnsi="Garamond"/>
+        </w:rPr>
+        <w:t xml:space="preserve">, extrait du compte rendu de la séance de l’assemblée nationale du 12 juin 1790 </w:t>
+      </w:r>
+      <w:r>
+        <w:rPr>
+          <w:rFonts w:ascii="Garamond" w:hAnsi="Garamond"/>
+        </w:rPr>
+        <w:t>.</w:t>
+      </w:r>
+      <w:r>
+        <w:rPr>
+          <w:rFonts w:ascii="Garamond" w:hAnsi="Garamond"/>
+        </w:rPr>
+        <w:t xml:space="preserve"> fonds Temime--Voisin et Le Roux Malinsky.</w:t>
       </w:r>
     </w:p>
     <w:p>
@@ -295,15 +312,7 @@
           <w:i/>
           <w:iCs/>
         </w:rPr>
-        <w:t>là où tout ce mélange</w:t>
-      </w:r>
-      <w:r>
-        <w:rPr>
-          <w:rFonts w:ascii="Garamond" w:hAnsi="Garamond"/>
-          <w:i/>
-          <w:iCs/>
-        </w:rPr>
-        <w:t xml:space="preserve"> </w:t>
+        <w:t xml:space="preserve">là où tout ce mélange </w:t>
       </w:r>
       <w:r>
         <w:rPr>
@@ -345,13 +354,13 @@
         <w:rPr>
           <w:rFonts w:ascii="Garamond" w:hAnsi="Garamond"/>
         </w:rPr>
-        <w:t xml:space="preserve"> la place du Tertre est un espace </w:t>
-      </w:r>
-      <w:r>
-        <w:rPr>
-          <w:rFonts w:ascii="Garamond" w:hAnsi="Garamond"/>
-        </w:rPr>
-        <w:t xml:space="preserve"> bb</w:t>
+        <w:t xml:space="preserve"> la place du Tertre est un espace</w:t>
+      </w:r>
+      <w:r>
+        <w:rPr>
+          <w:rFonts w:ascii="Garamond" w:hAnsi="Garamond"/>
+        </w:rPr>
+        <w:t> ?????</w:t>
       </w:r>
       <w:r>
         <w:rPr>
@@ -1043,11 +1052,11 @@
       <w:lang w:eastAsia="en-US"/>
     </w:rPr>
   </w:style>
-  <w:style w:type="paragraph" w:styleId="Titre1">
+  <w:style w:type="paragraph" w:styleId="Heading1">
     <w:name w:val="heading 1"/>
     <w:basedOn w:val="Normal"/>
     <w:next w:val="Normal"/>
-    <w:link w:val="Titre1Car"/>
+    <w:link w:val="Heading1Char"/>
     <w:uiPriority w:val="9"/>
     <w:qFormat/>
     <w:rsid w:val="000410A4"/>
@@ -1064,11 +1073,11 @@
       <w:szCs w:val="40"/>
     </w:rPr>
   </w:style>
-  <w:style w:type="paragraph" w:styleId="Titre2">
+  <w:style w:type="paragraph" w:styleId="Heading2">
     <w:name w:val="heading 2"/>
     <w:basedOn w:val="Normal"/>
     <w:next w:val="Normal"/>
-    <w:link w:val="Titre2Car"/>
+    <w:link w:val="Heading2Char"/>
     <w:uiPriority w:val="9"/>
     <w:unhideWhenUsed/>
     <w:qFormat/>
@@ -1086,11 +1095,11 @@
       <w:szCs w:val="32"/>
     </w:rPr>
   </w:style>
-  <w:style w:type="paragraph" w:styleId="Titre3">
+  <w:style w:type="paragraph" w:styleId="Heading3">
     <w:name w:val="heading 3"/>
     <w:basedOn w:val="Normal"/>
     <w:next w:val="Normal"/>
-    <w:link w:val="Titre3Car"/>
+    <w:link w:val="Heading3Char"/>
     <w:uiPriority w:val="9"/>
     <w:semiHidden/>
     <w:unhideWhenUsed/>
@@ -1109,11 +1118,11 @@
       <w:szCs w:val="28"/>
     </w:rPr>
   </w:style>
-  <w:style w:type="paragraph" w:styleId="Titre4">
+  <w:style w:type="paragraph" w:styleId="Heading4">
     <w:name w:val="heading 4"/>
     <w:basedOn w:val="Normal"/>
     <w:next w:val="Normal"/>
-    <w:link w:val="Titre4Car"/>
+    <w:link w:val="Heading4Char"/>
     <w:uiPriority w:val="9"/>
     <w:semiHidden/>
     <w:unhideWhenUsed/>
@@ -1132,11 +1141,11 @@
       <w:color w:val="0F4761"/>
     </w:rPr>
   </w:style>
-  <w:style w:type="paragraph" w:styleId="Titre5">
+  <w:style w:type="paragraph" w:styleId="Heading5">
     <w:name w:val="heading 5"/>
     <w:basedOn w:val="Normal"/>
     <w:next w:val="Normal"/>
-    <w:link w:val="Titre5Car"/>
+    <w:link w:val="Heading5Char"/>
     <w:uiPriority w:val="9"/>
     <w:semiHidden/>
     <w:unhideWhenUsed/>
@@ -1153,11 +1162,11 @@
       <w:color w:val="0F4761"/>
     </w:rPr>
   </w:style>
-  <w:style w:type="paragraph" w:styleId="Titre6">
+  <w:style w:type="paragraph" w:styleId="Heading6">
     <w:name w:val="heading 6"/>
     <w:basedOn w:val="Normal"/>
     <w:next w:val="Normal"/>
-    <w:link w:val="Titre6Car"/>
+    <w:link w:val="Heading6Char"/>
     <w:uiPriority w:val="9"/>
     <w:semiHidden/>
     <w:unhideWhenUsed/>
@@ -1176,11 +1185,11 @@
       <w:color w:val="595959"/>
     </w:rPr>
   </w:style>
-  <w:style w:type="paragraph" w:styleId="Titre7">
+  <w:style w:type="paragraph" w:styleId="Heading7">
     <w:name w:val="heading 7"/>
     <w:basedOn w:val="Normal"/>
     <w:next w:val="Normal"/>
-    <w:link w:val="Titre7Car"/>
+    <w:link w:val="Heading7Char"/>
     <w:uiPriority w:val="9"/>
     <w:semiHidden/>
     <w:unhideWhenUsed/>
@@ -1197,11 +1206,11 @@
       <w:color w:val="595959"/>
     </w:rPr>
   </w:style>
-  <w:style w:type="paragraph" w:styleId="Titre8">
+  <w:style w:type="paragraph" w:styleId="Heading8">
     <w:name w:val="heading 8"/>
     <w:basedOn w:val="Normal"/>
     <w:next w:val="Normal"/>
-    <w:link w:val="Titre8Car"/>
+    <w:link w:val="Heading8Char"/>
     <w:uiPriority w:val="9"/>
     <w:semiHidden/>
     <w:unhideWhenUsed/>
@@ -1220,11 +1229,11 @@
       <w:color w:val="272727"/>
     </w:rPr>
   </w:style>
-  <w:style w:type="paragraph" w:styleId="Titre9">
+  <w:style w:type="paragraph" w:styleId="Heading9">
     <w:name w:val="heading 9"/>
     <w:basedOn w:val="Normal"/>
     <w:next w:val="Normal"/>
-    <w:link w:val="Titre9Car"/>
+    <w:link w:val="Heading9Char"/>
     <w:uiPriority w:val="9"/>
     <w:semiHidden/>
     <w:unhideWhenUsed/>
@@ -1241,12 +1250,13 @@
       <w:color w:val="272727"/>
     </w:rPr>
   </w:style>
-  <w:style w:type="character" w:default="1" w:styleId="Policepardfaut">
+  <w:style w:type="character" w:default="1" w:styleId="DefaultParagraphFont">
     <w:name w:val="Default Paragraph Font"/>
     <w:uiPriority w:val="1"/>
+    <w:semiHidden/>
     <w:unhideWhenUsed/>
   </w:style>
-  <w:style w:type="table" w:default="1" w:styleId="TableauNormal">
+  <w:style w:type="table" w:default="1" w:styleId="TableNormal">
     <w:name w:val="Normal Table"/>
     <w:uiPriority w:val="99"/>
     <w:semiHidden/>
@@ -1261,15 +1271,15 @@
       </w:tblCellMar>
     </w:tblPr>
   </w:style>
-  <w:style w:type="numbering" w:default="1" w:styleId="Aucuneliste">
+  <w:style w:type="numbering" w:default="1" w:styleId="NoList">
     <w:name w:val="No List"/>
     <w:uiPriority w:val="99"/>
     <w:semiHidden/>
     <w:unhideWhenUsed/>
   </w:style>
-  <w:style w:type="character" w:customStyle="1" w:styleId="Titre1Car">
-    <w:name w:val="Titre 1 Car"/>
-    <w:link w:val="Titre1"/>
+  <w:style w:type="character" w:customStyle="1" w:styleId="Heading1Char">
+    <w:name w:val="Heading 1 Char"/>
+    <w:link w:val="Heading1"/>
     <w:uiPriority w:val="9"/>
     <w:rsid w:val="000410A4"/>
     <w:rPr>
@@ -1279,9 +1289,9 @@
       <w:szCs w:val="40"/>
     </w:rPr>
   </w:style>
-  <w:style w:type="character" w:customStyle="1" w:styleId="Titre2Car">
-    <w:name w:val="Titre 2 Car"/>
-    <w:link w:val="Titre2"/>
+  <w:style w:type="character" w:customStyle="1" w:styleId="Heading2Char">
+    <w:name w:val="Heading 2 Char"/>
+    <w:link w:val="Heading2"/>
     <w:uiPriority w:val="9"/>
     <w:rsid w:val="000410A4"/>
     <w:rPr>
@@ -1291,9 +1301,9 @@
       <w:szCs w:val="32"/>
     </w:rPr>
   </w:style>
-  <w:style w:type="character" w:customStyle="1" w:styleId="Titre3Car">
-    <w:name w:val="Titre 3 Car"/>
-    <w:link w:val="Titre3"/>
+  <w:style w:type="character" w:customStyle="1" w:styleId="Heading3Char">
+    <w:name w:val="Heading 3 Char"/>
+    <w:link w:val="Heading3"/>
     <w:uiPriority w:val="9"/>
     <w:semiHidden/>
     <w:rsid w:val="000410A4"/>
@@ -1304,9 +1314,9 @@
       <w:szCs w:val="28"/>
     </w:rPr>
   </w:style>
-  <w:style w:type="character" w:customStyle="1" w:styleId="Titre4Car">
-    <w:name w:val="Titre 4 Car"/>
-    <w:link w:val="Titre4"/>
+  <w:style w:type="character" w:customStyle="1" w:styleId="Heading4Char">
+    <w:name w:val="Heading 4 Char"/>
+    <w:link w:val="Heading4"/>
     <w:uiPriority w:val="9"/>
     <w:semiHidden/>
     <w:rsid w:val="000410A4"/>
@@ -1317,9 +1327,9 @@
       <w:color w:val="0F4761"/>
     </w:rPr>
   </w:style>
-  <w:style w:type="character" w:customStyle="1" w:styleId="Titre5Car">
-    <w:name w:val="Titre 5 Car"/>
-    <w:link w:val="Titre5"/>
+  <w:style w:type="character" w:customStyle="1" w:styleId="Heading5Char">
+    <w:name w:val="Heading 5 Char"/>
+    <w:link w:val="Heading5"/>
     <w:uiPriority w:val="9"/>
     <w:semiHidden/>
     <w:rsid w:val="000410A4"/>
@@ -1328,9 +1338,9 @@
       <w:color w:val="0F4761"/>
     </w:rPr>
   </w:style>
-  <w:style w:type="character" w:customStyle="1" w:styleId="Titre6Car">
-    <w:name w:val="Titre 6 Car"/>
-    <w:link w:val="Titre6"/>
+  <w:style w:type="character" w:customStyle="1" w:styleId="Heading6Char">
+    <w:name w:val="Heading 6 Char"/>
+    <w:link w:val="Heading6"/>
     <w:uiPriority w:val="9"/>
     <w:semiHidden/>
     <w:rsid w:val="000410A4"/>
@@ -1341,9 +1351,9 @@
       <w:color w:val="595959"/>
     </w:rPr>
   </w:style>
-  <w:style w:type="character" w:customStyle="1" w:styleId="Titre7Car">
-    <w:name w:val="Titre 7 Car"/>
-    <w:link w:val="Titre7"/>
+  <w:style w:type="character" w:customStyle="1" w:styleId="Heading7Char">
+    <w:name w:val="Heading 7 Char"/>
+    <w:link w:val="Heading7"/>
     <w:uiPriority w:val="9"/>
     <w:semiHidden/>
     <w:rsid w:val="000410A4"/>
@@ -1352,9 +1362,9 @@
       <w:color w:val="595959"/>
     </w:rPr>
   </w:style>
-  <w:style w:type="character" w:customStyle="1" w:styleId="Titre8Car">
-    <w:name w:val="Titre 8 Car"/>
-    <w:link w:val="Titre8"/>
+  <w:style w:type="character" w:customStyle="1" w:styleId="Heading8Char">
+    <w:name w:val="Heading 8 Char"/>
+    <w:link w:val="Heading8"/>
     <w:uiPriority w:val="9"/>
     <w:semiHidden/>
     <w:rsid w:val="000410A4"/>
@@ -1365,9 +1375,9 @@
       <w:color w:val="272727"/>
     </w:rPr>
   </w:style>
-  <w:style w:type="character" w:customStyle="1" w:styleId="Titre9Car">
-    <w:name w:val="Titre 9 Car"/>
-    <w:link w:val="Titre9"/>
+  <w:style w:type="character" w:customStyle="1" w:styleId="Heading9Char">
+    <w:name w:val="Heading 9 Char"/>
+    <w:link w:val="Heading9"/>
     <w:uiPriority w:val="9"/>
     <w:semiHidden/>
     <w:rsid w:val="000410A4"/>
@@ -1376,11 +1386,11 @@
       <w:color w:val="272727"/>
     </w:rPr>
   </w:style>
-  <w:style w:type="paragraph" w:styleId="Titre">
+  <w:style w:type="paragraph" w:styleId="Title">
     <w:name w:val="Title"/>
     <w:basedOn w:val="Normal"/>
     <w:next w:val="Normal"/>
-    <w:link w:val="TitreCar"/>
+    <w:link w:val="TitleChar"/>
     <w:uiPriority w:val="10"/>
     <w:qFormat/>
     <w:rsid w:val="000410A4"/>
@@ -1396,9 +1406,9 @@
       <w:szCs w:val="56"/>
     </w:rPr>
   </w:style>
-  <w:style w:type="character" w:customStyle="1" w:styleId="TitreCar">
-    <w:name w:val="Titre Car"/>
-    <w:link w:val="Titre"/>
+  <w:style w:type="character" w:customStyle="1" w:styleId="TitleChar">
+    <w:name w:val="Title Char"/>
+    <w:link w:val="Title"/>
     <w:uiPriority w:val="10"/>
     <w:rsid w:val="000410A4"/>
     <w:rPr>
@@ -1409,11 +1419,11 @@
       <w:szCs w:val="56"/>
     </w:rPr>
   </w:style>
-  <w:style w:type="paragraph" w:styleId="Sous-titre">
+  <w:style w:type="paragraph" w:styleId="Subtitle">
     <w:name w:val="Subtitle"/>
     <w:basedOn w:val="Normal"/>
     <w:next w:val="Normal"/>
-    <w:link w:val="Sous-titreCar"/>
+    <w:link w:val="SubtitleChar"/>
     <w:uiPriority w:val="11"/>
     <w:qFormat/>
     <w:rsid w:val="000410A4"/>
@@ -1430,9 +1440,9 @@
       <w:szCs w:val="28"/>
     </w:rPr>
   </w:style>
-  <w:style w:type="character" w:customStyle="1" w:styleId="Sous-titreCar">
-    <w:name w:val="Sous-titre Car"/>
-    <w:link w:val="Sous-titre"/>
+  <w:style w:type="character" w:customStyle="1" w:styleId="SubtitleChar">
+    <w:name w:val="Subtitle Char"/>
+    <w:link w:val="Subtitle"/>
     <w:uiPriority w:val="11"/>
     <w:rsid w:val="000410A4"/>
     <w:rPr>
@@ -1443,11 +1453,11 @@
       <w:szCs w:val="28"/>
     </w:rPr>
   </w:style>
-  <w:style w:type="paragraph" w:styleId="Citation">
+  <w:style w:type="paragraph" w:styleId="Quote">
     <w:name w:val="Quote"/>
     <w:basedOn w:val="Normal"/>
     <w:next w:val="Normal"/>
-    <w:link w:val="CitationCar"/>
+    <w:link w:val="QuoteChar"/>
     <w:uiPriority w:val="29"/>
     <w:qFormat/>
     <w:rsid w:val="000410A4"/>
@@ -1461,9 +1471,9 @@
       <w:color w:val="404040"/>
     </w:rPr>
   </w:style>
-  <w:style w:type="character" w:customStyle="1" w:styleId="CitationCar">
-    <w:name w:val="Citation Car"/>
-    <w:link w:val="Citation"/>
+  <w:style w:type="character" w:customStyle="1" w:styleId="QuoteChar">
+    <w:name w:val="Quote Char"/>
+    <w:link w:val="Quote"/>
     <w:uiPriority w:val="29"/>
     <w:rsid w:val="000410A4"/>
     <w:rPr>
@@ -1472,7 +1482,7 @@
       <w:color w:val="404040"/>
     </w:rPr>
   </w:style>
-  <w:style w:type="paragraph" w:styleId="Paragraphedeliste">
+  <w:style w:type="paragraph" w:styleId="ListParagraph">
     <w:name w:val="List Paragraph"/>
     <w:basedOn w:val="Normal"/>
     <w:uiPriority w:val="34"/>
@@ -1483,7 +1493,7 @@
       <w:contextualSpacing/>
     </w:pPr>
   </w:style>
-  <w:style w:type="character" w:styleId="Accentuationintense">
+  <w:style w:type="character" w:styleId="IntenseEmphasis">
     <w:name w:val="Intense Emphasis"/>
     <w:uiPriority w:val="21"/>
     <w:qFormat/>
@@ -1494,11 +1504,11 @@
       <w:color w:val="0F4761"/>
     </w:rPr>
   </w:style>
-  <w:style w:type="paragraph" w:styleId="Citationintense">
+  <w:style w:type="paragraph" w:styleId="IntenseQuote">
     <w:name w:val="Intense Quote"/>
     <w:basedOn w:val="Normal"/>
     <w:next w:val="Normal"/>
-    <w:link w:val="CitationintenseCar"/>
+    <w:link w:val="IntenseQuoteChar"/>
     <w:uiPriority w:val="30"/>
     <w:qFormat/>
     <w:rsid w:val="000410A4"/>
@@ -1517,9 +1527,9 @@
       <w:color w:val="0F4761"/>
     </w:rPr>
   </w:style>
-  <w:style w:type="character" w:customStyle="1" w:styleId="CitationintenseCar">
-    <w:name w:val="Citation intense Car"/>
-    <w:link w:val="Citationintense"/>
+  <w:style w:type="character" w:customStyle="1" w:styleId="IntenseQuoteChar">
+    <w:name w:val="Intense Quote Char"/>
+    <w:link w:val="IntenseQuote"/>
     <w:uiPriority w:val="30"/>
     <w:rsid w:val="000410A4"/>
     <w:rPr>
@@ -1528,7 +1538,7 @@
       <w:color w:val="0F4761"/>
     </w:rPr>
   </w:style>
-  <w:style w:type="character" w:styleId="Rfrenceintense">
+  <w:style w:type="character" w:styleId="IntenseReference">
     <w:name w:val="Intense Reference"/>
     <w:uiPriority w:val="32"/>
     <w:qFormat/>
@@ -1541,9 +1551,9 @@
       <w:spacing w:val="5"/>
     </w:rPr>
   </w:style>
-  <w:style w:type="character" w:styleId="Lienhypertexte">
+  <w:style w:type="character" w:styleId="Hyperlink">
     <w:name w:val="Hyperlink"/>
-    <w:basedOn w:val="Policepardfaut"/>
+    <w:basedOn w:val="DefaultParagraphFont"/>
     <w:uiPriority w:val="99"/>
     <w:unhideWhenUsed/>
     <w:rsid w:val="002F2A02"/>
@@ -1552,9 +1562,9 @@
       <w:u w:val="single"/>
     </w:rPr>
   </w:style>
-  <w:style w:type="character" w:styleId="Mentionnonrsolue">
+  <w:style w:type="character" w:styleId="UnresolvedMention">
     <w:name w:val="Unresolved Mention"/>
-    <w:basedOn w:val="Policepardfaut"/>
+    <w:basedOn w:val="DefaultParagraphFont"/>
     <w:uiPriority w:val="99"/>
     <w:semiHidden/>
     <w:unhideWhenUsed/>

--- a/notice tertre.doc.docx
+++ b/notice tertre.doc.docx
@@ -4,8 +4,11 @@
   <w:body>
     <w:p>
       <w:pPr>
-        <w:rPr>
-          <w:rFonts w:ascii="Garamond" w:hAnsi="Garamond"/>
+        <w:jc w:val="both"/>
+        <w:rPr>
+          <w:rFonts w:ascii="Garamond" w:hAnsi="Garamond"/>
+          <w:sz w:val="18"/>
+          <w:szCs w:val="18"/>
         </w:rPr>
       </w:pPr>
       <w:r>
@@ -13,485 +16,399 @@
           <w:rFonts w:ascii="Garamond" w:hAnsi="Garamond"/>
           <w:i/>
           <w:iCs/>
-        </w:rPr>
-        <w:t xml:space="preserve">La place du Tertre : </w:t>
+          <w:sz w:val="18"/>
+          <w:szCs w:val="18"/>
+        </w:rPr>
+        <w:t xml:space="preserve">La place du Tertre : là où tout </w:t>
       </w:r>
       <w:r>
         <w:rPr>
           <w:rFonts w:ascii="Garamond" w:hAnsi="Garamond"/>
           <w:i/>
           <w:iCs/>
-        </w:rPr>
-        <w:t>là où tout ce mélange</w:t>
-      </w:r>
-      <w:r>
-        <w:rPr>
-          <w:rFonts w:ascii="Garamond" w:hAnsi="Garamond"/>
-        </w:rPr>
-        <w:t xml:space="preserve">, Lucie </w:t>
-      </w:r>
-      <w:r>
-        <w:rPr>
-          <w:rFonts w:ascii="Garamond" w:hAnsi="Garamond"/>
-        </w:rPr>
-        <w:t xml:space="preserve">Le Roux Malinsky et Nathan Temime—Voisin, 2026, collage numérique, d’après iconographie de 1625 de Etienne Martellange, photographie de Auguste Thiers de 1867 de Nadar, photographie de l’exécution du général Lecomte de 1871, capture d’écran du numéro du 19 mars 1871 du journal </w:t>
+          <w:sz w:val="18"/>
+          <w:szCs w:val="18"/>
+        </w:rPr>
+        <w:t>s</w:t>
       </w:r>
       <w:r>
         <w:rPr>
           <w:rFonts w:ascii="Garamond" w:hAnsi="Garamond"/>
           <w:i/>
           <w:iCs/>
-        </w:rPr>
-        <w:t>Le Siècle</w:t>
+          <w:sz w:val="18"/>
+          <w:szCs w:val="18"/>
+        </w:rPr>
+        <w:t>e mélange</w:t>
+      </w:r>
+      <w:r>
+        <w:rPr>
+          <w:rFonts w:ascii="Garamond" w:hAnsi="Garamond"/>
+          <w:sz w:val="18"/>
+          <w:szCs w:val="18"/>
+        </w:rPr>
+        <w:t xml:space="preserve">, Lucie Le Roux Malinsky et Nathan </w:t>
+      </w:r>
+      <w:proofErr w:type="spellStart"/>
+      <w:r>
+        <w:rPr>
+          <w:rFonts w:ascii="Garamond" w:hAnsi="Garamond"/>
+          <w:sz w:val="18"/>
+          <w:szCs w:val="18"/>
+        </w:rPr>
+        <w:t>Temime</w:t>
+      </w:r>
+      <w:proofErr w:type="spellEnd"/>
+      <w:r>
+        <w:rPr>
+          <w:rFonts w:ascii="Garamond" w:hAnsi="Garamond"/>
+          <w:sz w:val="18"/>
+          <w:szCs w:val="18"/>
+        </w:rPr>
+        <w:t xml:space="preserve">—Voisin, 2026, collage numérique, d’après iconographie de 1625 de Etienne Martellange, photographie de Auguste Thiers de 1867 de Nadar, photographie de l’exécution du général Lecomte de 1871, capture d’écran du numéro du 19 mars 1871 du journal </w:t>
       </w:r>
       <w:r>
         <w:rPr>
           <w:rFonts w:ascii="Garamond" w:hAnsi="Garamond"/>
           <w:i/>
           <w:iCs/>
-        </w:rPr>
-        <w:t xml:space="preserve">, </w:t>
-      </w:r>
-      <w:r>
-        <w:rPr>
-          <w:rFonts w:ascii="Garamond" w:hAnsi="Garamond"/>
-        </w:rPr>
-        <w:t xml:space="preserve">photographie de Louise Michel de </w:t>
-      </w:r>
-      <w:r>
-        <w:rPr>
-          <w:rFonts w:ascii="Garamond" w:hAnsi="Garamond"/>
-        </w:rPr>
-        <w:t>1880 </w:t>
-      </w:r>
-      <w:r>
-        <w:rPr>
-          <w:rFonts w:ascii="Garamond" w:hAnsi="Garamond"/>
-        </w:rPr>
-        <w:t xml:space="preserve">de </w:t>
-      </w:r>
-      <w:r>
-        <w:rPr>
-          <w:rFonts w:ascii="Garamond" w:hAnsi="Garamond"/>
-        </w:rPr>
-        <w:t>J.M. Lopez</w:t>
-      </w:r>
-      <w:r>
-        <w:rPr>
-          <w:rFonts w:ascii="Garamond" w:hAnsi="Garamond"/>
-        </w:rPr>
-        <w:t xml:space="preserve">, </w:t>
+          <w:sz w:val="18"/>
+          <w:szCs w:val="18"/>
+        </w:rPr>
+        <w:t xml:space="preserve">Le Siècle, </w:t>
+      </w:r>
+      <w:r>
+        <w:rPr>
+          <w:rFonts w:ascii="Garamond" w:hAnsi="Garamond"/>
+          <w:sz w:val="18"/>
+          <w:szCs w:val="18"/>
+        </w:rPr>
+        <w:t xml:space="preserve">photographie de Louise Michel de 1880 de J.M. Lopez, </w:t>
       </w:r>
       <w:r>
         <w:rPr>
           <w:rFonts w:ascii="Garamond" w:hAnsi="Garamond"/>
           <w:i/>
           <w:iCs/>
-        </w:rPr>
-        <w:t>Hôtel Du Tertre, Montmartre</w:t>
+          <w:sz w:val="18"/>
+          <w:szCs w:val="18"/>
+        </w:rPr>
+        <w:t xml:space="preserve">Hôtel Du Tertre, Montmartre </w:t>
+      </w:r>
+      <w:r>
+        <w:rPr>
+          <w:rFonts w:ascii="Garamond" w:hAnsi="Garamond"/>
+          <w:sz w:val="18"/>
+          <w:szCs w:val="18"/>
+        </w:rPr>
+        <w:t xml:space="preserve">huile sur toile de Pierre Hodé, </w:t>
+      </w:r>
+      <w:r>
+        <w:rPr>
+          <w:rFonts w:ascii="Garamond" w:hAnsi="Garamond"/>
+          <w:b/>
+          <w:bCs/>
+          <w:sz w:val="18"/>
+          <w:szCs w:val="18"/>
+        </w:rPr>
+        <w:t> </w:t>
       </w:r>
       <w:r>
         <w:rPr>
           <w:rFonts w:ascii="Garamond" w:hAnsi="Garamond"/>
           <w:i/>
           <w:iCs/>
-        </w:rPr>
-        <w:t xml:space="preserve"> </w:t>
-      </w:r>
-      <w:r>
-        <w:rPr>
-          <w:rFonts w:ascii="Garamond" w:hAnsi="Garamond"/>
-        </w:rPr>
-        <w:t xml:space="preserve">huile sur toile de Pierre Hodé, </w:t>
-      </w:r>
-      <w:r>
-        <w:rPr>
-          <w:rFonts w:ascii="Garamond" w:hAnsi="Garamond"/>
-          <w:b/>
-          <w:bCs/>
-        </w:rPr>
-        <w:t> </w:t>
+          <w:sz w:val="18"/>
+          <w:szCs w:val="18"/>
+        </w:rPr>
+        <w:t xml:space="preserve">Maison où se trouvait en 1790 la première mairie de la commune de Montmartre </w:t>
+      </w:r>
+      <w:r>
+        <w:rPr>
+          <w:rFonts w:ascii="Garamond" w:hAnsi="Garamond"/>
+          <w:sz w:val="18"/>
+          <w:szCs w:val="18"/>
+        </w:rPr>
+        <w:t xml:space="preserve">photographie de 1905, </w:t>
       </w:r>
       <w:r>
         <w:rPr>
           <w:rFonts w:ascii="Garamond" w:hAnsi="Garamond"/>
           <w:i/>
           <w:iCs/>
-        </w:rPr>
-        <w:t>Maison où se trouvait en 1790 la première mairie de la commune de Montmartre</w:t>
+          <w:sz w:val="18"/>
+          <w:szCs w:val="18"/>
+        </w:rPr>
+        <w:t>Ancienne église et la tour du télégraphe à Montmartre</w:t>
+      </w:r>
+      <w:r>
+        <w:rPr>
+          <w:rFonts w:ascii="Garamond" w:hAnsi="Garamond"/>
+          <w:sz w:val="18"/>
+          <w:szCs w:val="18"/>
+        </w:rPr>
+        <w:t xml:space="preserve"> dessin avec aquarelle du 19</w:t>
+      </w:r>
+      <w:r>
+        <w:rPr>
+          <w:rFonts w:ascii="Garamond" w:hAnsi="Garamond"/>
+          <w:sz w:val="18"/>
+          <w:szCs w:val="18"/>
+          <w:vertAlign w:val="superscript"/>
+        </w:rPr>
+        <w:t>e</w:t>
+      </w:r>
+      <w:r>
+        <w:rPr>
+          <w:rFonts w:ascii="Garamond" w:hAnsi="Garamond"/>
+          <w:sz w:val="18"/>
+          <w:szCs w:val="18"/>
+        </w:rPr>
+        <w:t xml:space="preserve"> siècle, proclamation du </w:t>
+      </w:r>
+      <w:r>
+        <w:rPr>
+          <w:rFonts w:ascii="Garamond" w:hAnsi="Garamond"/>
+          <w:sz w:val="18"/>
+          <w:szCs w:val="18"/>
+        </w:rPr>
+        <w:t>g</w:t>
+      </w:r>
+      <w:r>
+        <w:rPr>
+          <w:rFonts w:ascii="Garamond" w:hAnsi="Garamond"/>
+          <w:sz w:val="18"/>
+          <w:szCs w:val="18"/>
+        </w:rPr>
+        <w:t xml:space="preserve">ouvernement provisoire dirigé par Thiers du 17 mars 1871, article extrait du numéro du 19 mars 1871 du journal </w:t>
       </w:r>
       <w:r>
         <w:rPr>
           <w:rFonts w:ascii="Garamond" w:hAnsi="Garamond"/>
           <w:i/>
           <w:iCs/>
-        </w:rPr>
-        <w:t xml:space="preserve"> </w:t>
-      </w:r>
-      <w:r>
-        <w:rPr>
-          <w:rFonts w:ascii="Garamond" w:hAnsi="Garamond"/>
-        </w:rPr>
-        <w:t xml:space="preserve">photographie de 1905, </w:t>
+          <w:sz w:val="18"/>
+          <w:szCs w:val="18"/>
+        </w:rPr>
+        <w:t>Le Siècle</w:t>
+      </w:r>
+      <w:r>
+        <w:rPr>
+          <w:rFonts w:ascii="Garamond" w:hAnsi="Garamond"/>
+          <w:sz w:val="18"/>
+          <w:szCs w:val="18"/>
+        </w:rPr>
+        <w:t>, témoignage de Louise Mich</w:t>
+      </w:r>
+      <w:r>
+        <w:rPr>
+          <w:rFonts w:ascii="Garamond" w:hAnsi="Garamond"/>
+          <w:sz w:val="18"/>
+          <w:szCs w:val="18"/>
+        </w:rPr>
+        <w:t>el</w:t>
+      </w:r>
+      <w:r>
+        <w:rPr>
+          <w:rFonts w:ascii="Garamond" w:hAnsi="Garamond"/>
+          <w:sz w:val="18"/>
+          <w:szCs w:val="18"/>
+        </w:rPr>
+        <w:t xml:space="preserve">, extrait du </w:t>
       </w:r>
       <w:r>
         <w:rPr>
           <w:rFonts w:ascii="Garamond" w:hAnsi="Garamond"/>
           <w:i/>
           <w:iCs/>
-        </w:rPr>
-        <w:t>Ancienne église et la tour du télégraphe à Montmartre</w:t>
-      </w:r>
-      <w:r>
-        <w:rPr>
-          <w:rFonts w:ascii="Garamond" w:hAnsi="Garamond"/>
-        </w:rPr>
-        <w:t xml:space="preserve"> dessin avec aquarelle du 19</w:t>
-      </w:r>
-      <w:r>
-        <w:rPr>
-          <w:rFonts w:ascii="Garamond" w:hAnsi="Garamond"/>
-          <w:vertAlign w:val="superscript"/>
-        </w:rPr>
-        <w:t>e</w:t>
-      </w:r>
-      <w:r>
-        <w:rPr>
-          <w:rFonts w:ascii="Garamond" w:hAnsi="Garamond"/>
-        </w:rPr>
-        <w:t xml:space="preserve"> siècle, p</w:t>
-      </w:r>
-      <w:r>
-        <w:rPr>
-          <w:rFonts w:ascii="Garamond" w:hAnsi="Garamond"/>
-        </w:rPr>
-        <w:t>roclamation du</w:t>
-      </w:r>
-      <w:r>
-        <w:rPr>
-          <w:rFonts w:ascii="Garamond" w:hAnsi="Garamond"/>
-        </w:rPr>
-        <w:t xml:space="preserve"> </w:t>
-      </w:r>
-      <w:r>
-        <w:rPr>
-          <w:rFonts w:ascii="Garamond" w:hAnsi="Garamond"/>
-        </w:rPr>
-        <w:t>g</w:t>
-      </w:r>
-      <w:r>
-        <w:rPr>
-          <w:rFonts w:ascii="Garamond" w:hAnsi="Garamond"/>
-        </w:rPr>
-        <w:t xml:space="preserve">ouvernement provisoire dirigé par Thiers </w:t>
-      </w:r>
-      <w:r>
-        <w:rPr>
-          <w:rFonts w:ascii="Garamond" w:hAnsi="Garamond"/>
-        </w:rPr>
-        <w:t xml:space="preserve">du </w:t>
-      </w:r>
-      <w:r>
-        <w:rPr>
-          <w:rFonts w:ascii="Garamond" w:hAnsi="Garamond"/>
-        </w:rPr>
-        <w:t>17 mars 1871</w:t>
-      </w:r>
-      <w:r>
-        <w:rPr>
-          <w:rFonts w:ascii="Garamond" w:hAnsi="Garamond"/>
-        </w:rPr>
-        <w:t xml:space="preserve">, article extrait du numéro du 19 mars 1871 du journal </w:t>
-      </w:r>
-      <w:r>
-        <w:rPr>
-          <w:rFonts w:ascii="Garamond" w:hAnsi="Garamond"/>
-          <w:i/>
-          <w:iCs/>
-        </w:rPr>
-        <w:t>Le Siècle</w:t>
-      </w:r>
-      <w:r>
-        <w:rPr>
-          <w:rFonts w:ascii="Garamond" w:hAnsi="Garamond"/>
-        </w:rPr>
-        <w:t>, t</w:t>
-      </w:r>
-      <w:r>
-        <w:rPr>
-          <w:rFonts w:ascii="Garamond" w:hAnsi="Garamond"/>
-        </w:rPr>
-        <w:t>é</w:t>
-      </w:r>
-      <w:r>
-        <w:rPr>
-          <w:rFonts w:ascii="Garamond" w:hAnsi="Garamond"/>
-        </w:rPr>
-        <w:t>moi</w:t>
-      </w:r>
-      <w:r>
-        <w:rPr>
-          <w:rFonts w:ascii="Garamond" w:hAnsi="Garamond"/>
-        </w:rPr>
-        <w:t>gnage de Louise Mich</w:t>
-      </w:r>
-      <w:r>
-        <w:rPr>
-          <w:rFonts w:ascii="Garamond" w:hAnsi="Garamond"/>
-        </w:rPr>
-        <w:t>el</w:t>
-      </w:r>
-      <w:r>
-        <w:rPr>
-          <w:rFonts w:ascii="Garamond" w:hAnsi="Garamond"/>
-        </w:rPr>
-        <w:t xml:space="preserve">, extrait du </w:t>
-      </w:r>
-      <w:r>
-        <w:rPr>
-          <w:rFonts w:ascii="Garamond" w:hAnsi="Garamond"/>
-          <w:i/>
-          <w:iCs/>
+          <w:sz w:val="18"/>
+          <w:szCs w:val="18"/>
         </w:rPr>
         <w:t>Journal officiel</w:t>
       </w:r>
       <w:r>
         <w:rPr>
           <w:rFonts w:ascii="Garamond" w:hAnsi="Garamond"/>
-        </w:rPr>
-        <w:t>  du 19 mars</w:t>
-      </w:r>
-      <w:r>
-        <w:rPr>
-          <w:rFonts w:ascii="Garamond" w:hAnsi="Garamond"/>
-        </w:rPr>
-        <w:t xml:space="preserve"> 1871, citation de Max Orlan, citation de Francis Corco, premier message transmis par le télégraphe de Montmartre</w:t>
-      </w:r>
-      <w:r>
-        <w:rPr>
-          <w:rFonts w:ascii="Garamond" w:hAnsi="Garamond"/>
+          <w:sz w:val="18"/>
+          <w:szCs w:val="18"/>
+        </w:rPr>
+        <w:t>  du 19 mars 1871, citation de Max Orlan, citation de Francis Corco, premier message transmis par le télégraphe de Montmartre</w:t>
+      </w:r>
+      <w:r>
+        <w:rPr>
+          <w:rFonts w:ascii="Garamond" w:hAnsi="Garamond"/>
+          <w:sz w:val="18"/>
+          <w:szCs w:val="18"/>
         </w:rPr>
         <w:t>, extrait de l’acte de fondation de l’abbaye royale Notre Dame de Montmartre</w:t>
       </w:r>
       <w:r>
         <w:rPr>
           <w:rFonts w:ascii="Garamond" w:hAnsi="Garamond"/>
+          <w:sz w:val="18"/>
+          <w:szCs w:val="18"/>
         </w:rPr>
         <w:t xml:space="preserve">, extrait du compte rendu de la séance de l’assemblée nationale du 12 juin 1790 </w:t>
       </w:r>
       <w:r>
         <w:rPr>
           <w:rFonts w:ascii="Garamond" w:hAnsi="Garamond"/>
+          <w:sz w:val="18"/>
+          <w:szCs w:val="18"/>
         </w:rPr>
         <w:t>.</w:t>
       </w:r>
       <w:r>
         <w:rPr>
           <w:rFonts w:ascii="Garamond" w:hAnsi="Garamond"/>
-        </w:rPr>
-        <w:t xml:space="preserve"> fonds Temime--Voisin et Le Roux Malinsky.</w:t>
+          <w:sz w:val="18"/>
+          <w:szCs w:val="18"/>
+        </w:rPr>
+        <w:t xml:space="preserve"> fonds </w:t>
+      </w:r>
+      <w:proofErr w:type="spellStart"/>
+      <w:r>
+        <w:rPr>
+          <w:rFonts w:ascii="Garamond" w:hAnsi="Garamond"/>
+          <w:sz w:val="18"/>
+          <w:szCs w:val="18"/>
+        </w:rPr>
+        <w:t>Temime</w:t>
+      </w:r>
+      <w:proofErr w:type="spellEnd"/>
+      <w:r>
+        <w:rPr>
+          <w:rFonts w:ascii="Garamond" w:hAnsi="Garamond"/>
+          <w:sz w:val="18"/>
+          <w:szCs w:val="18"/>
+        </w:rPr>
+        <w:t>--Voisin et Le Roux Malinsky.</w:t>
       </w:r>
     </w:p>
     <w:p>
       <w:pPr>
+        <w:jc w:val="both"/>
         <w:rPr>
           <w:rFonts w:ascii="Garamond" w:hAnsi="Garamond"/>
         </w:rPr>
       </w:pPr>
-      <w:r>
-        <w:rPr>
-          <w:rFonts w:ascii="Garamond" w:hAnsi="Garamond"/>
-          <w:i/>
-          <w:iCs/>
-        </w:rPr>
-        <w:t xml:space="preserve">La place du Tertre : </w:t>
-      </w:r>
-      <w:r>
-        <w:rPr>
-          <w:rFonts w:ascii="Garamond" w:hAnsi="Garamond"/>
-          <w:i/>
-          <w:iCs/>
-        </w:rPr>
-        <w:t xml:space="preserve">là où tout ce mélange </w:t>
-      </w:r>
-      <w:r>
-        <w:rPr>
-          <w:rFonts w:ascii="Garamond" w:hAnsi="Garamond"/>
-        </w:rPr>
-        <w:t xml:space="preserve">est une œuvre numérique crée par Lucie Le </w:t>
-      </w:r>
-      <w:r>
-        <w:rPr>
-          <w:rFonts w:ascii="Garamond" w:hAnsi="Garamond"/>
-        </w:rPr>
-        <w:t>R</w:t>
-      </w:r>
-      <w:r>
-        <w:rPr>
-          <w:rFonts w:ascii="Garamond" w:hAnsi="Garamond"/>
-        </w:rPr>
-        <w:t>oux Malinsky et Nathan Temime</w:t>
-      </w:r>
-      <w:r>
-        <w:rPr>
-          <w:rFonts w:ascii="Garamond" w:hAnsi="Garamond"/>
-        </w:rPr>
-        <w:t>--</w:t>
-      </w:r>
-      <w:r>
-        <w:rPr>
-          <w:rFonts w:ascii="Garamond" w:hAnsi="Garamond"/>
-        </w:rPr>
-        <w:t xml:space="preserve">Voisin en 2026 symbolisant le multiculturalité de la place du Tertre à Montmartre. </w:t>
-      </w:r>
-      <w:r>
-        <w:rPr>
-          <w:rFonts w:ascii="Garamond" w:hAnsi="Garamond"/>
-        </w:rPr>
-        <w:t>En quoi</w:t>
-      </w:r>
-      <w:r>
-        <w:rPr>
-          <w:rFonts w:ascii="Garamond" w:hAnsi="Garamond"/>
-        </w:rPr>
-        <w:t xml:space="preserve"> la place du Tertre est un espace</w:t>
-      </w:r>
-      <w:r>
-        <w:rPr>
-          <w:rFonts w:ascii="Garamond" w:hAnsi="Garamond"/>
-        </w:rPr>
-        <w:t> ?????</w:t>
-      </w:r>
-      <w:r>
-        <w:rPr>
-          <w:rFonts w:ascii="Garamond" w:hAnsi="Garamond"/>
-        </w:rPr>
-        <w:t xml:space="preserve">Cette œuvre est un collage de différentes photos représentants des évènements importants de cette place. Lorsque l’utilisateur clique sur la photo un audio se lance avec une déclaration, un rapport de conseil ou un témoignage en rapport avec l’évènement. Les </w:t>
-      </w:r>
-      <w:r>
-        <w:rPr>
-          <w:rFonts w:ascii="Garamond" w:hAnsi="Garamond"/>
-        </w:rPr>
-        <w:t xml:space="preserve">événements se sont tous déroulés sur la place du Tertre mais à des périodes très différentes. Pour symboliser cette forte concentration de souvenirs qui se mélangent, les images sont superposées et disposés aléatoirement sur la page. Lorsque la page est réactualisée, les positions des images changent. </w:t>
-      </w:r>
     </w:p>
     <w:p>
       <w:pPr>
+        <w:jc w:val="both"/>
         <w:rPr>
           <w:rFonts w:ascii="Garamond" w:hAnsi="Garamond"/>
         </w:rPr>
       </w:pPr>
-      <w:r>
-        <w:rPr>
-          <w:rFonts w:ascii="Garamond" w:hAnsi="Garamond"/>
-        </w:rPr>
-        <w:t>Le premier événement représenté est la création par Louis VI de l’abbaye royale de Montmartre en 1136. Suite à la destruction de sa partie haute, des lieux sont construits à la place dont la place du Tertre.</w:t>
-      </w:r>
-      <w:r>
-        <w:rPr>
-          <w:rFonts w:ascii="Garamond" w:hAnsi="Garamond"/>
-        </w:rPr>
-        <w:t xml:space="preserve"> Ainsi, l’iconographie choisie est</w:t>
-      </w:r>
-      <w:r>
-        <w:rPr>
-          <w:rFonts w:ascii="Garamond" w:hAnsi="Garamond"/>
-        </w:rPr>
-        <w:t xml:space="preserve"> une gravure de l’abbaye dite « d’en haut » (la partie détruite en 1686) et l’audio le serment à Dieu de Louis VI lors de la création de l’abbaye. </w:t>
-      </w:r>
-      <w:r>
-        <w:rPr>
-          <w:rFonts w:ascii="Garamond" w:hAnsi="Garamond"/>
-        </w:rPr>
-        <w:t xml:space="preserve"> Le second </w:t>
-      </w:r>
-      <w:r>
-        <w:rPr>
-          <w:rFonts w:ascii="Garamond" w:hAnsi="Garamond"/>
-        </w:rPr>
-        <w:t>événement</w:t>
-      </w:r>
-      <w:r>
-        <w:rPr>
-          <w:rFonts w:ascii="Garamond" w:hAnsi="Garamond"/>
-        </w:rPr>
-        <w:t xml:space="preserve"> est la création de la commune de Montmartre </w:t>
-      </w:r>
-      <w:r>
-        <w:rPr>
-          <w:rFonts w:ascii="Garamond" w:hAnsi="Garamond"/>
-        </w:rPr>
-        <w:t xml:space="preserve">en 1790 dont la première mairie était située sur la place du tertre à la résidence du premier maire Felix Deportes. </w:t>
-      </w:r>
-      <w:r>
-        <w:rPr>
-          <w:rFonts w:ascii="Garamond" w:hAnsi="Garamond"/>
-        </w:rPr>
-        <w:t>L’image choisie est une photographie de sa résidence et le texte un rapport d’un comité parlementaire du 30 mars 1790 sur la création de la commune.</w:t>
-      </w:r>
-      <w:r>
-        <w:rPr>
-          <w:rFonts w:ascii="Garamond" w:hAnsi="Garamond"/>
-        </w:rPr>
-        <w:t xml:space="preserve"> A la même période est construit sur l’ancien cœur de l’Abbaye le télégraphe de Montmartre. Le texte choisi est le premier « vrai » message utile transmis par ce télégraphe. Il s’agit d’un message à destination du comité de Salutpublic du Parlement à Paris pour prévenir d’une victoire sur l’armée autrichienne au Quenoy dans le nord de la France. L’image est un dessin de l’ancienne église et de la tour du télégraphe. </w:t>
-      </w:r>
-      <w:r>
-        <w:rPr>
-          <w:rFonts w:ascii="Garamond" w:hAnsi="Garamond"/>
-        </w:rPr>
-        <w:t xml:space="preserve">Le quatrième évènement et de loin le plus important est la commune. </w:t>
-      </w:r>
-      <w:r>
-        <w:rPr>
-          <w:rFonts w:ascii="Garamond" w:hAnsi="Garamond"/>
-        </w:rPr>
-        <w:t xml:space="preserve"> </w:t>
-      </w:r>
-      <w:r>
-        <w:rPr>
-          <w:rFonts w:ascii="Garamond" w:hAnsi="Garamond"/>
-        </w:rPr>
-        <w:t>Les émeutes débutent la nuit du 18 mars 1871 suite à une déclaration</w:t>
-      </w:r>
-      <w:r>
-        <w:rPr>
-          <w:rFonts w:ascii="Garamond" w:hAnsi="Garamond"/>
-        </w:rPr>
-        <w:t xml:space="preserve"> de la veille</w:t>
-      </w:r>
-      <w:r>
-        <w:rPr>
-          <w:rFonts w:ascii="Garamond" w:hAnsi="Garamond"/>
-        </w:rPr>
-        <w:t xml:space="preserve"> de Auguste Thiers</w:t>
-      </w:r>
-      <w:r>
-        <w:rPr>
-          <w:rFonts w:ascii="Garamond" w:hAnsi="Garamond"/>
-        </w:rPr>
-        <w:t xml:space="preserve"> le président du Conseil commandant la reprise de canons gardés sur la place du tertre par les Parisiens. Le premier mort officiel de la commune est le général Lecomte pendu sur la place pour avoir ordonné à ses soldats de tirer sur la foule. Il a donc été décidé de choisir pour le collage la déclaration de Thiers, un rapport d’un conseil de ministres sur l’assassinat de Lecomte et deux témoignages : un de Louise Michel et un d’un habitant du quartier publié dans le journal </w:t>
-      </w:r>
       <w:r>
         <w:rPr>
           <w:rFonts w:ascii="Garamond" w:hAnsi="Garamond"/>
           <w:i/>
           <w:iCs/>
         </w:rPr>
-        <w:t>Le Siècle</w:t>
-      </w:r>
-      <w:r>
-        <w:rPr>
-          <w:rFonts w:ascii="Garamond" w:hAnsi="Garamond"/>
-        </w:rPr>
-        <w:t xml:space="preserve"> le 19 mars. Le cinquième événement choisi est l’ascension en voiture de Louis Renaud du 24 décembre 1898. Cet exploit lui produisit une forte publicité et permit de lancer une forte production de voiture. Enfin le dernier lieu choisit pour célébrer la multiculturalité du lieu est l’hôtel Bouscarat ou hôtel du Tertre. Cet hôtel a abrité de nombreux artistes et en particulier</w:t>
-      </w:r>
-      <w:r>
-        <w:rPr>
-          <w:rFonts w:ascii="Garamond" w:hAnsi="Garamond"/>
-          <w:b/>
-          <w:bCs/>
-          <w:sz w:val="22"/>
-          <w:szCs w:val="22"/>
+        <w:t xml:space="preserve">La place du Tertre : </w:t>
+      </w:r>
+      <w:r>
+        <w:rPr>
+          <w:rFonts w:ascii="Garamond" w:hAnsi="Garamond"/>
+          <w:i/>
+          <w:iCs/>
+        </w:rPr>
+        <w:t xml:space="preserve">là où tout </w:t>
+      </w:r>
+      <w:r>
+        <w:rPr>
+          <w:rFonts w:ascii="Garamond" w:hAnsi="Garamond"/>
+          <w:i/>
+          <w:iCs/>
+        </w:rPr>
+        <w:t>s</w:t>
+      </w:r>
+      <w:r>
+        <w:rPr>
+          <w:rFonts w:ascii="Garamond" w:hAnsi="Garamond"/>
+          <w:i/>
+          <w:iCs/>
+        </w:rPr>
+        <w:t xml:space="preserve">e mélange </w:t>
+      </w:r>
+      <w:r>
+        <w:rPr>
+          <w:rFonts w:ascii="Garamond" w:hAnsi="Garamond"/>
+        </w:rPr>
+        <w:t xml:space="preserve">est une œuvre numérique crée par Lucie Le </w:t>
+      </w:r>
+      <w:r>
+        <w:rPr>
+          <w:rFonts w:ascii="Garamond" w:hAnsi="Garamond"/>
+        </w:rPr>
+        <w:t>R</w:t>
+      </w:r>
+      <w:r>
+        <w:rPr>
+          <w:rFonts w:ascii="Garamond" w:hAnsi="Garamond"/>
+        </w:rPr>
+        <w:t xml:space="preserve">oux Malinsky et Nathan </w:t>
+      </w:r>
+      <w:proofErr w:type="spellStart"/>
+      <w:r>
+        <w:rPr>
+          <w:rFonts w:ascii="Garamond" w:hAnsi="Garamond"/>
+        </w:rPr>
+        <w:t>Temime</w:t>
+      </w:r>
+      <w:proofErr w:type="spellEnd"/>
+      <w:r>
+        <w:rPr>
+          <w:rFonts w:ascii="Garamond" w:hAnsi="Garamond"/>
+        </w:rPr>
+        <w:t>--</w:t>
+      </w:r>
+      <w:r>
+        <w:rPr>
+          <w:rFonts w:ascii="Garamond" w:hAnsi="Garamond"/>
+        </w:rPr>
+        <w:t xml:space="preserve">Voisin en 2026 symbolisant le multiculturalité de la place du Tertre </w:t>
+      </w:r>
+      <w:r>
+        <w:rPr>
+          <w:rFonts w:ascii="Garamond" w:hAnsi="Garamond"/>
+        </w:rPr>
+        <w:t>dans le XVIIIe arrondissement de Paris</w:t>
+      </w:r>
+      <w:r>
+        <w:rPr>
+          <w:rFonts w:ascii="Garamond" w:hAnsi="Garamond"/>
+        </w:rPr>
+        <w:t xml:space="preserve"> dans le quartier de</w:t>
+      </w:r>
+      <w:r>
+        <w:rPr>
+          <w:rFonts w:ascii="Garamond" w:hAnsi="Garamond"/>
+        </w:rPr>
+        <w:t xml:space="preserve"> Montmartre</w:t>
+      </w:r>
+      <w:r>
+        <w:rPr>
+          <w:rFonts w:ascii="Garamond" w:hAnsi="Garamond"/>
+        </w:rPr>
+        <w:t>.</w:t>
+      </w:r>
+      <w:r>
+        <w:rPr>
+          <w:rFonts w:ascii="Garamond" w:hAnsi="Garamond"/>
+        </w:rPr>
+        <w:t xml:space="preserve"> Cette place a été et reste le centre du quartier et </w:t>
+      </w:r>
+      <w:r>
+        <w:rPr>
+          <w:rFonts w:ascii="Garamond" w:hAnsi="Garamond"/>
+        </w:rPr>
+        <w:t>de nombreux évènements s’y sont passés.</w:t>
+      </w:r>
+      <w:r>
+        <w:rPr>
+          <w:rFonts w:ascii="Garamond" w:hAnsi="Garamond"/>
         </w:rPr>
         <w:t xml:space="preserve"> </w:t>
       </w:r>
@@ -499,29 +416,880 @@
         <w:rPr>
           <w:rFonts w:ascii="Garamond" w:hAnsi="Garamond"/>
         </w:rPr>
-        <w:t>des peintres. Il a donc été choisi un tableau</w:t>
-      </w:r>
-      <w:r>
-        <w:rPr>
-          <w:rFonts w:ascii="Garamond" w:hAnsi="Garamond"/>
-        </w:rPr>
-        <w:t xml:space="preserve"> de Pierre Hodé de ce lieu et des citations de Max Orlan et de Francis Corco.</w:t>
+        <w:t>En quoi</w:t>
+      </w:r>
+      <w:r>
+        <w:rPr>
+          <w:rFonts w:ascii="Garamond" w:hAnsi="Garamond"/>
+        </w:rPr>
+        <w:t xml:space="preserve"> la place du Tertre est un espace</w:t>
+      </w:r>
+      <w:r>
+        <w:rPr>
+          <w:rFonts w:ascii="Garamond" w:hAnsi="Garamond"/>
+        </w:rPr>
+        <w:t> </w:t>
+      </w:r>
+      <w:r>
+        <w:rPr>
+          <w:rFonts w:ascii="Garamond" w:hAnsi="Garamond"/>
+        </w:rPr>
+        <w:t>de multiculturalité ?</w:t>
+      </w:r>
+      <w:r>
+        <w:rPr>
+          <w:rFonts w:ascii="Garamond" w:hAnsi="Garamond"/>
+        </w:rPr>
+        <w:t xml:space="preserve"> Nous verrons</w:t>
+      </w:r>
+      <w:r>
+        <w:rPr>
+          <w:rFonts w:ascii="Garamond" w:hAnsi="Garamond"/>
+        </w:rPr>
+        <w:t xml:space="preserve"> l’idée de l’œuvre </w:t>
+      </w:r>
+      <w:r>
+        <w:rPr>
+          <w:rFonts w:ascii="Garamond" w:hAnsi="Garamond"/>
+        </w:rPr>
+        <w:t>numérique</w:t>
+      </w:r>
+      <w:r>
+        <w:rPr>
+          <w:rFonts w:ascii="Garamond" w:hAnsi="Garamond"/>
+        </w:rPr>
+        <w:t>, deux exemples</w:t>
+      </w:r>
+      <w:r>
+        <w:rPr>
+          <w:rFonts w:ascii="Garamond" w:hAnsi="Garamond"/>
+        </w:rPr>
+        <w:t xml:space="preserve"> d’</w:t>
+      </w:r>
+      <w:r>
+        <w:rPr>
+          <w:rFonts w:ascii="Garamond" w:hAnsi="Garamond"/>
+        </w:rPr>
+        <w:t>événements</w:t>
+      </w:r>
+      <w:r>
+        <w:rPr>
+          <w:rFonts w:ascii="Garamond" w:hAnsi="Garamond"/>
+        </w:rPr>
+        <w:t xml:space="preserve"> s’étant déroulés sur la place </w:t>
+      </w:r>
+      <w:r>
+        <w:rPr>
+          <w:rFonts w:ascii="Garamond" w:hAnsi="Garamond"/>
+        </w:rPr>
+        <w:t xml:space="preserve">et la </w:t>
+      </w:r>
+      <w:r>
+        <w:rPr>
+          <w:rFonts w:ascii="Garamond" w:hAnsi="Garamond"/>
+        </w:rPr>
+        <w:t xml:space="preserve">dimension internationale et </w:t>
+      </w:r>
+      <w:r>
+        <w:rPr>
+          <w:rFonts w:ascii="Garamond" w:hAnsi="Garamond"/>
+        </w:rPr>
+        <w:t>intemporelle</w:t>
+      </w:r>
+      <w:r>
+        <w:rPr>
+          <w:rFonts w:ascii="Garamond" w:hAnsi="Garamond"/>
+        </w:rPr>
+        <w:t xml:space="preserve"> de </w:t>
+      </w:r>
+      <w:r>
+        <w:rPr>
+          <w:rFonts w:ascii="Garamond" w:hAnsi="Garamond"/>
+        </w:rPr>
+        <w:t>la</w:t>
+      </w:r>
+      <w:r>
+        <w:rPr>
+          <w:rFonts w:ascii="Garamond" w:hAnsi="Garamond"/>
+        </w:rPr>
+        <w:t xml:space="preserve"> place</w:t>
+      </w:r>
+      <w:r>
+        <w:rPr>
+          <w:rFonts w:ascii="Garamond" w:hAnsi="Garamond"/>
+        </w:rPr>
+        <w:t>.</w:t>
+      </w:r>
+      <w:r>
+        <w:rPr>
+          <w:rFonts w:ascii="Garamond" w:hAnsi="Garamond"/>
+        </w:rPr>
+        <w:t xml:space="preserve"> </w:t>
       </w:r>
     </w:p>
     <w:p>
       <w:pPr>
-        <w:rPr>
-          <w:rFonts w:ascii="Garamond" w:hAnsi="Garamond"/>
-          <w:b/>
-          <w:bCs/>
-          <w:sz w:val="22"/>
-          <w:szCs w:val="22"/>
+        <w:jc w:val="both"/>
+        <w:rPr>
+          <w:rFonts w:ascii="Garamond" w:hAnsi="Garamond"/>
         </w:rPr>
       </w:pPr>
+      <w:r>
+        <w:rPr>
+          <w:rFonts w:ascii="Garamond" w:hAnsi="Garamond"/>
+        </w:rPr>
+        <w:t>L’œuvre</w:t>
+      </w:r>
+      <w:r>
+        <w:rPr>
+          <w:rFonts w:ascii="Garamond" w:hAnsi="Garamond"/>
+        </w:rPr>
+        <w:t xml:space="preserve"> est un collage de photos représentants des évènements importants </w:t>
+      </w:r>
+      <w:r>
+        <w:rPr>
+          <w:rFonts w:ascii="Garamond" w:hAnsi="Garamond"/>
+        </w:rPr>
+        <w:t>s’étant déroulé</w:t>
+      </w:r>
+      <w:r>
+        <w:rPr>
+          <w:rFonts w:ascii="Garamond" w:hAnsi="Garamond"/>
+        </w:rPr>
+        <w:t>s</w:t>
+      </w:r>
+      <w:r>
+        <w:rPr>
+          <w:rFonts w:ascii="Garamond" w:hAnsi="Garamond"/>
+        </w:rPr>
+        <w:t xml:space="preserve"> sur</w:t>
+      </w:r>
+      <w:r>
+        <w:rPr>
+          <w:rFonts w:ascii="Garamond" w:hAnsi="Garamond"/>
+        </w:rPr>
+        <w:t xml:space="preserve"> </w:t>
+      </w:r>
+      <w:r>
+        <w:rPr>
+          <w:rFonts w:ascii="Garamond" w:hAnsi="Garamond"/>
+        </w:rPr>
+        <w:t>la</w:t>
+      </w:r>
+      <w:r>
+        <w:rPr>
+          <w:rFonts w:ascii="Garamond" w:hAnsi="Garamond"/>
+        </w:rPr>
+        <w:t xml:space="preserve"> place</w:t>
+      </w:r>
+      <w:r>
+        <w:rPr>
+          <w:rFonts w:ascii="Garamond" w:hAnsi="Garamond"/>
+        </w:rPr>
+        <w:t xml:space="preserve"> du Tertre</w:t>
+      </w:r>
+      <w:r>
+        <w:rPr>
+          <w:rFonts w:ascii="Garamond" w:hAnsi="Garamond"/>
+        </w:rPr>
+        <w:t xml:space="preserve">. Lorsque l’utilisateur clique sur </w:t>
+      </w:r>
+      <w:r>
+        <w:rPr>
+          <w:rFonts w:ascii="Garamond" w:hAnsi="Garamond"/>
+        </w:rPr>
+        <w:t>une</w:t>
+      </w:r>
+      <w:r>
+        <w:rPr>
+          <w:rFonts w:ascii="Garamond" w:hAnsi="Garamond"/>
+        </w:rPr>
+        <w:t xml:space="preserve"> photo un audio se lance avec une déclaration, un rapport de conseil ou un témoignage en rapport avec l’évènement. Les </w:t>
+      </w:r>
+      <w:r>
+        <w:rPr>
+          <w:rFonts w:ascii="Garamond" w:hAnsi="Garamond"/>
+        </w:rPr>
+        <w:t>événements se sont tous déroulés sur la place du Tertre mais à des périodes très différentes. Pour symboliser cette forte concentration d</w:t>
+      </w:r>
+      <w:r>
+        <w:rPr>
+          <w:rFonts w:ascii="Garamond" w:hAnsi="Garamond"/>
+        </w:rPr>
+        <w:t xml:space="preserve">’épisodes historiques </w:t>
+      </w:r>
+      <w:r>
+        <w:rPr>
+          <w:rFonts w:ascii="Garamond" w:hAnsi="Garamond"/>
+        </w:rPr>
+        <w:t>qui se mélangent, les images sont superposées et disposé</w:t>
+      </w:r>
+      <w:r>
+        <w:rPr>
+          <w:rFonts w:ascii="Garamond" w:hAnsi="Garamond"/>
+        </w:rPr>
+        <w:t>e</w:t>
+      </w:r>
+      <w:r>
+        <w:rPr>
+          <w:rFonts w:ascii="Garamond" w:hAnsi="Garamond"/>
+        </w:rPr>
+        <w:t xml:space="preserve">s aléatoirement sur la page. Lorsque la page est réactualisée, les positions des images changent. </w:t>
+      </w:r>
+    </w:p>
+    <w:p>
+      <w:pPr>
+        <w:jc w:val="both"/>
+        <w:rPr>
+          <w:rFonts w:ascii="Garamond" w:hAnsi="Garamond"/>
+          <w:sz w:val="28"/>
+          <w:szCs w:val="28"/>
+        </w:rPr>
+      </w:pPr>
+      <w:r>
+        <w:rPr>
+          <w:rFonts w:ascii="Garamond" w:hAnsi="Garamond"/>
+        </w:rPr>
+        <w:t xml:space="preserve">Sur la place s’est notamment déroulé </w:t>
+      </w:r>
+      <w:r>
+        <w:rPr>
+          <w:rFonts w:ascii="Garamond" w:hAnsi="Garamond"/>
+        </w:rPr>
+        <w:t xml:space="preserve">l’élément déclencheur de la commune de Paris : les émeutes déclenchées lors de la reprise </w:t>
+      </w:r>
+      <w:r>
+        <w:rPr>
+          <w:rFonts w:ascii="Garamond" w:hAnsi="Garamond"/>
+        </w:rPr>
+        <w:t xml:space="preserve">par l’armée </w:t>
+      </w:r>
+      <w:r>
+        <w:rPr>
+          <w:rFonts w:ascii="Garamond" w:hAnsi="Garamond"/>
+        </w:rPr>
+        <w:t>des canons stockés par les Parisiens sur la place du Tertre</w:t>
+      </w:r>
+      <w:r>
+        <w:rPr>
+          <w:rFonts w:ascii="Garamond" w:hAnsi="Garamond"/>
+        </w:rPr>
+        <w:t xml:space="preserve"> le 18 mars 1871</w:t>
+      </w:r>
+      <w:r>
+        <w:rPr>
+          <w:rFonts w:ascii="Garamond" w:hAnsi="Garamond"/>
+        </w:rPr>
+        <w:t xml:space="preserve">. </w:t>
+      </w:r>
+      <w:r>
+        <w:rPr>
+          <w:rFonts w:ascii="Garamond" w:hAnsi="Garamond"/>
+        </w:rPr>
+        <w:t>Pour le collage a donc été choisi</w:t>
+      </w:r>
+      <w:r>
+        <w:rPr>
+          <w:rFonts w:ascii="Garamond" w:hAnsi="Garamond"/>
+        </w:rPr>
+        <w:t>e</w:t>
+      </w:r>
+      <w:r>
+        <w:rPr>
+          <w:rFonts w:ascii="Garamond" w:hAnsi="Garamond"/>
+        </w:rPr>
+        <w:t xml:space="preserve"> une photographie de Auguste Thiers, le président du conseil ayant commandé </w:t>
+      </w:r>
+      <w:r>
+        <w:rPr>
+          <w:rFonts w:ascii="Garamond" w:hAnsi="Garamond"/>
+        </w:rPr>
+        <w:t>cette prise et sa déclaration.</w:t>
+      </w:r>
+      <w:r>
+        <w:rPr>
+          <w:rFonts w:ascii="Garamond" w:hAnsi="Garamond"/>
+        </w:rPr>
+        <w:t xml:space="preserve"> </w:t>
+      </w:r>
+      <w:r>
+        <w:rPr>
+          <w:rFonts w:ascii="Garamond" w:hAnsi="Garamond"/>
+        </w:rPr>
+        <w:t>L</w:t>
+      </w:r>
+      <w:r>
+        <w:rPr>
+          <w:rFonts w:ascii="Garamond" w:hAnsi="Garamond"/>
+        </w:rPr>
+        <w:t>’</w:t>
+      </w:r>
+      <w:r>
+        <w:rPr>
+          <w:rFonts w:ascii="Garamond" w:hAnsi="Garamond"/>
+        </w:rPr>
+        <w:t>exécution</w:t>
+      </w:r>
+      <w:r>
+        <w:rPr>
+          <w:rFonts w:ascii="Garamond" w:hAnsi="Garamond"/>
+        </w:rPr>
+        <w:t xml:space="preserve"> du</w:t>
+      </w:r>
+      <w:r>
+        <w:rPr>
+          <w:rFonts w:ascii="Garamond" w:hAnsi="Garamond"/>
+        </w:rPr>
+        <w:t xml:space="preserve"> premier mort officiel de la commune, </w:t>
+      </w:r>
+      <w:r>
+        <w:rPr>
+          <w:rFonts w:ascii="Garamond" w:hAnsi="Garamond"/>
+        </w:rPr>
+        <w:t xml:space="preserve">celle du </w:t>
+      </w:r>
+      <w:r>
+        <w:rPr>
+          <w:rFonts w:ascii="Garamond" w:hAnsi="Garamond"/>
+        </w:rPr>
+        <w:t>général</w:t>
+      </w:r>
+      <w:r>
+        <w:rPr>
+          <w:rFonts w:ascii="Garamond" w:hAnsi="Garamond"/>
+        </w:rPr>
+        <w:t xml:space="preserve"> Lecomte est aussi </w:t>
+      </w:r>
+      <w:r>
+        <w:rPr>
+          <w:rFonts w:ascii="Garamond" w:hAnsi="Garamond"/>
+        </w:rPr>
+        <w:t>représenté</w:t>
+      </w:r>
+      <w:r>
+        <w:rPr>
+          <w:rFonts w:ascii="Garamond" w:hAnsi="Garamond"/>
+        </w:rPr>
+        <w:t xml:space="preserve"> par une </w:t>
+      </w:r>
+      <w:r>
+        <w:rPr>
+          <w:rFonts w:ascii="Garamond" w:hAnsi="Garamond"/>
+        </w:rPr>
+        <w:t>photographie</w:t>
+      </w:r>
+      <w:r>
+        <w:rPr>
+          <w:rFonts w:ascii="Garamond" w:hAnsi="Garamond"/>
+        </w:rPr>
+        <w:t xml:space="preserve"> de s</w:t>
+      </w:r>
+      <w:r>
+        <w:rPr>
+          <w:rFonts w:ascii="Garamond" w:hAnsi="Garamond"/>
+        </w:rPr>
+        <w:t xml:space="preserve">a fusillade </w:t>
+      </w:r>
+      <w:r>
+        <w:rPr>
+          <w:rFonts w:ascii="Garamond" w:hAnsi="Garamond"/>
+        </w:rPr>
+        <w:t xml:space="preserve">et un rapport </w:t>
+      </w:r>
+      <w:r>
+        <w:rPr>
+          <w:rFonts w:ascii="Garamond" w:hAnsi="Garamond"/>
+        </w:rPr>
+        <w:t xml:space="preserve">des ministres présents à Paris </w:t>
+      </w:r>
+      <w:r>
+        <w:rPr>
+          <w:rFonts w:ascii="Garamond" w:hAnsi="Garamond"/>
+        </w:rPr>
+        <w:t xml:space="preserve">publié dans le </w:t>
+      </w:r>
+      <w:r>
+        <w:rPr>
+          <w:rFonts w:ascii="Garamond" w:hAnsi="Garamond"/>
+          <w:i/>
+          <w:iCs/>
+        </w:rPr>
+        <w:t>Journal officiel</w:t>
+      </w:r>
+      <w:r>
+        <w:rPr>
+          <w:rFonts w:ascii="Garamond" w:hAnsi="Garamond"/>
+        </w:rPr>
+        <w:t>.</w:t>
+      </w:r>
+      <w:r>
+        <w:rPr>
+          <w:rFonts w:ascii="Garamond" w:hAnsi="Garamond"/>
+        </w:rPr>
+        <w:t xml:space="preserve"> </w:t>
+      </w:r>
+      <w:r>
+        <w:rPr>
+          <w:rFonts w:ascii="Garamond" w:hAnsi="Garamond"/>
+        </w:rPr>
+        <w:t xml:space="preserve">Il a aussi été choisi deux témoignages des </w:t>
+      </w:r>
+      <w:r>
+        <w:rPr>
+          <w:rFonts w:ascii="Garamond" w:hAnsi="Garamond"/>
+        </w:rPr>
+        <w:t>événements</w:t>
+      </w:r>
+      <w:r>
+        <w:rPr>
+          <w:rFonts w:ascii="Garamond" w:hAnsi="Garamond"/>
+        </w:rPr>
+        <w:t> : un de Louise Michel une célèbre communarde et un d’un habitant</w:t>
+      </w:r>
+      <w:r>
+        <w:rPr>
+          <w:rFonts w:ascii="Garamond" w:hAnsi="Garamond"/>
+        </w:rPr>
+        <w:t xml:space="preserve"> du quartier </w:t>
+      </w:r>
+      <w:r>
+        <w:rPr>
+          <w:rFonts w:ascii="Garamond" w:hAnsi="Garamond"/>
+        </w:rPr>
+        <w:t>extrait</w:t>
+      </w:r>
+      <w:r>
+        <w:rPr>
+          <w:rFonts w:ascii="Garamond" w:hAnsi="Garamond"/>
+        </w:rPr>
+        <w:t xml:space="preserve"> d</w:t>
+      </w:r>
+      <w:r>
+        <w:rPr>
+          <w:rFonts w:ascii="Garamond" w:hAnsi="Garamond"/>
+        </w:rPr>
+        <w:t>u</w:t>
+      </w:r>
+      <w:r>
+        <w:rPr>
+          <w:rFonts w:ascii="Garamond" w:hAnsi="Garamond"/>
+        </w:rPr>
+        <w:t xml:space="preserve"> journal </w:t>
+      </w:r>
+      <w:r>
+        <w:rPr>
+          <w:rFonts w:ascii="Garamond" w:hAnsi="Garamond"/>
+          <w:i/>
+          <w:iCs/>
+        </w:rPr>
+        <w:t>Le Siècle</w:t>
+      </w:r>
+      <w:r>
+        <w:rPr>
+          <w:rFonts w:ascii="Garamond" w:hAnsi="Garamond"/>
+        </w:rPr>
+        <w:t>.</w:t>
+      </w:r>
+      <w:r>
+        <w:rPr>
+          <w:rFonts w:ascii="Garamond" w:hAnsi="Garamond"/>
+        </w:rPr>
+        <w:t xml:space="preserve"> Au siècle suivant, u</w:t>
+      </w:r>
+      <w:r>
+        <w:rPr>
+          <w:rFonts w:ascii="Garamond" w:hAnsi="Garamond"/>
+        </w:rPr>
+        <w:t>n endroit iconique</w:t>
+      </w:r>
+      <w:r>
+        <w:rPr>
+          <w:rFonts w:ascii="Garamond" w:hAnsi="Garamond"/>
+        </w:rPr>
+        <w:t xml:space="preserve"> des artistes est l’</w:t>
+      </w:r>
+      <w:r>
+        <w:rPr>
+          <w:rFonts w:ascii="Garamond" w:hAnsi="Garamond"/>
+        </w:rPr>
+        <w:t>Hôtel</w:t>
+      </w:r>
+      <w:r>
+        <w:rPr>
+          <w:rFonts w:ascii="Garamond" w:hAnsi="Garamond"/>
+        </w:rPr>
+        <w:t xml:space="preserve"> Bouscarat ou </w:t>
+      </w:r>
+      <w:r>
+        <w:rPr>
+          <w:rFonts w:ascii="Garamond" w:hAnsi="Garamond"/>
+        </w:rPr>
+        <w:t>Hôtel</w:t>
+      </w:r>
+      <w:r>
+        <w:rPr>
+          <w:rFonts w:ascii="Garamond" w:hAnsi="Garamond"/>
+        </w:rPr>
+        <w:t xml:space="preserve"> du Tertre situé sur la place. De grands peintres ou musiciens</w:t>
+      </w:r>
+      <w:r>
+        <w:rPr>
+          <w:rFonts w:ascii="Garamond" w:hAnsi="Garamond"/>
+        </w:rPr>
+        <w:t xml:space="preserve"> </w:t>
+      </w:r>
+      <w:r>
+        <w:rPr>
+          <w:rFonts w:ascii="Garamond" w:hAnsi="Garamond"/>
+        </w:rPr>
+        <w:t>y ont séjourné</w:t>
+      </w:r>
+      <w:r>
+        <w:rPr>
+          <w:rFonts w:ascii="Garamond" w:hAnsi="Garamond"/>
+        </w:rPr>
+        <w:t xml:space="preserve"> comme </w:t>
+      </w:r>
+      <w:r>
+        <w:rPr>
+          <w:rFonts w:ascii="Garamond" w:hAnsi="Garamond"/>
+        </w:rPr>
+        <w:t xml:space="preserve">Pablo </w:t>
+      </w:r>
+      <w:r>
+        <w:rPr>
+          <w:rFonts w:ascii="Garamond" w:hAnsi="Garamond"/>
+        </w:rPr>
+        <w:t xml:space="preserve">Picasso ou </w:t>
+      </w:r>
+      <w:r>
+        <w:rPr>
+          <w:rFonts w:ascii="Garamond" w:hAnsi="Garamond"/>
+        </w:rPr>
+        <w:t xml:space="preserve">Éric </w:t>
+      </w:r>
+      <w:r>
+        <w:rPr>
+          <w:rFonts w:ascii="Garamond" w:hAnsi="Garamond"/>
+        </w:rPr>
+        <w:t xml:space="preserve">Satie </w:t>
+      </w:r>
+      <w:r>
+        <w:rPr>
+          <w:rFonts w:ascii="Garamond" w:hAnsi="Garamond"/>
+        </w:rPr>
+        <w:t>ou</w:t>
+      </w:r>
+      <w:r>
+        <w:rPr>
+          <w:rFonts w:ascii="Garamond" w:hAnsi="Garamond"/>
+        </w:rPr>
+        <w:t xml:space="preserve"> l’ont peint comme Léonard Fujita.</w:t>
+      </w:r>
+      <w:r>
+        <w:rPr>
+          <w:rFonts w:ascii="Garamond" w:hAnsi="Garamond"/>
+        </w:rPr>
+        <w:t xml:space="preserve"> Il a été choisi pour le collage des citations des peintres Max Orlan et Francis Corco et un tableau de Pierre Hodé.</w:t>
+      </w:r>
+    </w:p>
+    <w:p>
+      <w:pPr>
+        <w:jc w:val="both"/>
+        <w:rPr>
+          <w:rFonts w:ascii="Garamond" w:hAnsi="Garamond"/>
+        </w:rPr>
+      </w:pPr>
+      <w:r>
+        <w:rPr>
+          <w:rFonts w:ascii="Garamond" w:hAnsi="Garamond"/>
+        </w:rPr>
+        <w:t>La place du Tertre</w:t>
+      </w:r>
+      <w:r>
+        <w:rPr>
+          <w:rFonts w:ascii="Garamond" w:hAnsi="Garamond"/>
+        </w:rPr>
+        <w:t xml:space="preserve"> </w:t>
+      </w:r>
+      <w:r>
+        <w:rPr>
+          <w:rFonts w:ascii="Garamond" w:hAnsi="Garamond"/>
+        </w:rPr>
+        <w:t>est un espac</w:t>
+      </w:r>
+      <w:r>
+        <w:rPr>
+          <w:rFonts w:ascii="Garamond" w:hAnsi="Garamond"/>
+        </w:rPr>
+        <w:t xml:space="preserve">e </w:t>
+      </w:r>
+      <w:r>
+        <w:rPr>
+          <w:rFonts w:ascii="Garamond" w:hAnsi="Garamond"/>
+        </w:rPr>
+        <w:t xml:space="preserve">central dans la vie du quartier de Montmartre. </w:t>
+      </w:r>
+      <w:r>
+        <w:rPr>
+          <w:rFonts w:ascii="Garamond" w:hAnsi="Garamond"/>
+        </w:rPr>
+        <w:t>Un grand nombre d’évènements s’y sont déroulés</w:t>
+      </w:r>
+      <w:r>
+        <w:rPr>
+          <w:rFonts w:ascii="Garamond" w:hAnsi="Garamond"/>
+        </w:rPr>
+        <w:t xml:space="preserve">. Mais un certains </w:t>
+      </w:r>
+      <w:r>
+        <w:rPr>
+          <w:rFonts w:ascii="Garamond" w:hAnsi="Garamond"/>
+        </w:rPr>
+        <w:t>dépass</w:t>
+      </w:r>
+      <w:r>
+        <w:rPr>
+          <w:rFonts w:ascii="Garamond" w:hAnsi="Garamond"/>
+        </w:rPr>
+        <w:t>e</w:t>
+      </w:r>
+      <w:r>
+        <w:rPr>
+          <w:rFonts w:ascii="Garamond" w:hAnsi="Garamond"/>
+        </w:rPr>
+        <w:t>nt</w:t>
+      </w:r>
+      <w:r>
+        <w:rPr>
+          <w:rFonts w:ascii="Garamond" w:hAnsi="Garamond"/>
+        </w:rPr>
+        <w:t xml:space="preserve"> </w:t>
+      </w:r>
+      <w:r>
+        <w:rPr>
+          <w:rFonts w:ascii="Garamond" w:hAnsi="Garamond"/>
+        </w:rPr>
+        <w:t>le quartier</w:t>
+      </w:r>
+      <w:r>
+        <w:rPr>
+          <w:rFonts w:ascii="Garamond" w:hAnsi="Garamond"/>
+        </w:rPr>
+        <w:t xml:space="preserve"> ou la période</w:t>
+      </w:r>
+      <w:r>
+        <w:rPr>
+          <w:rFonts w:ascii="Garamond" w:hAnsi="Garamond"/>
+        </w:rPr>
+        <w:t xml:space="preserve">. La commune </w:t>
+      </w:r>
+      <w:r>
+        <w:rPr>
+          <w:rFonts w:ascii="Garamond" w:hAnsi="Garamond"/>
+        </w:rPr>
+        <w:t>a duré plusieurs mois et résonne encore dans les esprits. L’</w:t>
+      </w:r>
+      <w:r>
+        <w:rPr>
+          <w:rFonts w:ascii="Garamond" w:hAnsi="Garamond"/>
+        </w:rPr>
+        <w:t>exploit de l’</w:t>
+      </w:r>
+      <w:r>
+        <w:rPr>
+          <w:rFonts w:ascii="Garamond" w:hAnsi="Garamond"/>
+        </w:rPr>
+        <w:t xml:space="preserve">ascension de la butte </w:t>
+      </w:r>
+      <w:r>
+        <w:rPr>
+          <w:rFonts w:ascii="Garamond" w:hAnsi="Garamond"/>
+        </w:rPr>
+        <w:t>par</w:t>
+      </w:r>
+      <w:r>
+        <w:rPr>
+          <w:rFonts w:ascii="Garamond" w:hAnsi="Garamond"/>
+        </w:rPr>
+        <w:t xml:space="preserve"> Louis Renau</w:t>
+      </w:r>
+      <w:r>
+        <w:rPr>
+          <w:rFonts w:ascii="Garamond" w:hAnsi="Garamond"/>
+        </w:rPr>
+        <w:t xml:space="preserve">lt en voiture à pétrole a </w:t>
+      </w:r>
+      <w:r>
+        <w:rPr>
+          <w:rFonts w:ascii="Garamond" w:hAnsi="Garamond"/>
+        </w:rPr>
+        <w:t>permi</w:t>
+      </w:r>
+      <w:r>
+        <w:rPr>
+          <w:rFonts w:ascii="Garamond" w:hAnsi="Garamond"/>
+        </w:rPr>
+        <w:t>s</w:t>
+      </w:r>
+      <w:r>
+        <w:rPr>
+          <w:rFonts w:ascii="Garamond" w:hAnsi="Garamond"/>
+        </w:rPr>
+        <w:t xml:space="preserve"> à l’industrie automobile de se développer grâce à cette publicité. L</w:t>
+      </w:r>
+      <w:r>
+        <w:rPr>
+          <w:rFonts w:ascii="Garamond" w:hAnsi="Garamond"/>
+        </w:rPr>
+        <w:t xml:space="preserve">es </w:t>
+      </w:r>
+      <w:r>
+        <w:rPr>
+          <w:rFonts w:ascii="Garamond" w:hAnsi="Garamond"/>
+        </w:rPr>
+        <w:t xml:space="preserve">artistes de l’Hôtel Bouscarat </w:t>
+      </w:r>
+      <w:r>
+        <w:rPr>
+          <w:rFonts w:ascii="Garamond" w:hAnsi="Garamond"/>
+        </w:rPr>
+        <w:t xml:space="preserve">quant à eux ont une renommée </w:t>
+      </w:r>
+      <w:r>
+        <w:rPr>
+          <w:rFonts w:ascii="Garamond" w:hAnsi="Garamond"/>
+        </w:rPr>
+        <w:t xml:space="preserve">internationale pour beaucoup et </w:t>
+      </w:r>
+      <w:r>
+        <w:rPr>
+          <w:rFonts w:ascii="Garamond" w:hAnsi="Garamond"/>
+        </w:rPr>
+        <w:t>certains sont</w:t>
+      </w:r>
+      <w:r>
+        <w:rPr>
+          <w:rFonts w:ascii="Garamond" w:hAnsi="Garamond"/>
+        </w:rPr>
+        <w:t xml:space="preserve"> venus de très loin comme Pablo Picasso qui était espagnol ou Léonard Foujita qui était japonais.</w:t>
+      </w:r>
+      <w:r>
+        <w:rPr>
+          <w:rFonts w:ascii="Garamond" w:hAnsi="Garamond"/>
+        </w:rPr>
+        <w:t xml:space="preserve"> </w:t>
+      </w:r>
+    </w:p>
+    <w:p>
+      <w:pPr>
+        <w:jc w:val="both"/>
+        <w:rPr>
+          <w:rFonts w:ascii="Garamond" w:hAnsi="Garamond"/>
+        </w:rPr>
+      </w:pPr>
+      <w:r>
+        <w:rPr>
+          <w:rFonts w:ascii="Garamond" w:hAnsi="Garamond"/>
+        </w:rPr>
+        <w:t>La place du Tertre</w:t>
+      </w:r>
+      <w:r>
+        <w:rPr>
+          <w:rFonts w:ascii="Garamond" w:hAnsi="Garamond"/>
+        </w:rPr>
+        <w:t xml:space="preserve"> est donc un espace où </w:t>
+      </w:r>
+      <w:r>
+        <w:rPr>
+          <w:rFonts w:ascii="Garamond" w:hAnsi="Garamond"/>
+        </w:rPr>
+        <w:t>se sont</w:t>
+      </w:r>
+      <w:r>
+        <w:rPr>
+          <w:rFonts w:ascii="Garamond" w:hAnsi="Garamond"/>
+        </w:rPr>
+        <w:t xml:space="preserve"> déroulés </w:t>
+      </w:r>
+      <w:r>
+        <w:rPr>
+          <w:rFonts w:ascii="Garamond" w:hAnsi="Garamond"/>
+        </w:rPr>
+        <w:t>nombre d’événements impactant</w:t>
+      </w:r>
+      <w:r>
+        <w:rPr>
+          <w:rFonts w:ascii="Garamond" w:hAnsi="Garamond"/>
+        </w:rPr>
+        <w:t xml:space="preserve"> les Montmartrois, les Parisiens ou encore les Français en général.</w:t>
+      </w:r>
+      <w:r>
+        <w:rPr>
+          <w:rFonts w:ascii="Garamond" w:hAnsi="Garamond"/>
+        </w:rPr>
+        <w:t xml:space="preserve"> </w:t>
+      </w:r>
+      <w:r>
+        <w:rPr>
+          <w:rFonts w:ascii="Garamond" w:hAnsi="Garamond"/>
+        </w:rPr>
+        <w:t>C</w:t>
+      </w:r>
+      <w:r>
+        <w:rPr>
+          <w:rFonts w:ascii="Garamond" w:hAnsi="Garamond"/>
+        </w:rPr>
+        <w:t xml:space="preserve">e lieu chargé d’histoire </w:t>
+      </w:r>
+      <w:r>
+        <w:rPr>
+          <w:rFonts w:ascii="Garamond" w:hAnsi="Garamond"/>
+        </w:rPr>
+        <w:t xml:space="preserve">a inspiré à </w:t>
+      </w:r>
+      <w:r>
+        <w:rPr>
+          <w:rFonts w:ascii="Garamond" w:hAnsi="Garamond"/>
+        </w:rPr>
+        <w:t xml:space="preserve">Lucie </w:t>
+      </w:r>
+      <w:r>
+        <w:rPr>
+          <w:rFonts w:ascii="Garamond" w:hAnsi="Garamond"/>
+        </w:rPr>
+        <w:t xml:space="preserve">Le Roux Malinsky et Nathan </w:t>
+      </w:r>
+      <w:proofErr w:type="spellStart"/>
+      <w:r>
+        <w:rPr>
+          <w:rFonts w:ascii="Garamond" w:hAnsi="Garamond"/>
+        </w:rPr>
+        <w:t>Temime</w:t>
+      </w:r>
+      <w:proofErr w:type="spellEnd"/>
+      <w:r>
+        <w:rPr>
+          <w:rFonts w:ascii="Garamond" w:hAnsi="Garamond"/>
+        </w:rPr>
+        <w:t>--</w:t>
+      </w:r>
+      <w:r>
+        <w:rPr>
+          <w:rFonts w:ascii="Garamond" w:hAnsi="Garamond"/>
+        </w:rPr>
+        <w:t xml:space="preserve">Voisin </w:t>
+      </w:r>
+      <w:r>
+        <w:rPr>
+          <w:rFonts w:ascii="Garamond" w:hAnsi="Garamond"/>
+        </w:rPr>
+        <w:t>un collage symbolisant le mélange et l’importance historique de la place.</w:t>
+      </w:r>
     </w:p>
     <w:sectPr>
       <w:pgSz w:w="11906" w:h="16838"/>
-      <w:pgMar w:top="1417" w:right="1417" w:bottom="1417" w:left="1417" w:header="708" w:footer="708" w:gutter="0"/>
+      <w:pgMar w:top="1440" w:right="1080" w:bottom="1440" w:left="1080" w:header="708" w:footer="708" w:gutter="0"/>
       <w:cols w:space="708"/>
       <w:docGrid w:linePitch="360"/>
     </w:sectPr>
@@ -1053,10 +1821,9 @@
     </w:rPr>
   </w:style>
   <w:style w:type="paragraph" w:styleId="Heading1">
-    <w:name w:val="heading 1"/>
+    <w:name w:val="Heading 1"/>
     <w:basedOn w:val="Normal"/>
     <w:next w:val="Normal"/>
-    <w:link w:val="Heading1Char"/>
     <w:uiPriority w:val="9"/>
     <w:qFormat/>
     <w:rsid w:val="000410A4"/>
@@ -1074,10 +1841,9 @@
     </w:rPr>
   </w:style>
   <w:style w:type="paragraph" w:styleId="Heading2">
-    <w:name w:val="heading 2"/>
+    <w:name w:val="Heading 2"/>
     <w:basedOn w:val="Normal"/>
     <w:next w:val="Normal"/>
-    <w:link w:val="Heading2Char"/>
     <w:uiPriority w:val="9"/>
     <w:unhideWhenUsed/>
     <w:qFormat/>
@@ -1096,10 +1862,9 @@
     </w:rPr>
   </w:style>
   <w:style w:type="paragraph" w:styleId="Heading3">
-    <w:name w:val="heading 3"/>
+    <w:name w:val="Heading 3"/>
     <w:basedOn w:val="Normal"/>
     <w:next w:val="Normal"/>
-    <w:link w:val="Heading3Char"/>
     <w:uiPriority w:val="9"/>
     <w:semiHidden/>
     <w:unhideWhenUsed/>
@@ -1119,10 +1884,9 @@
     </w:rPr>
   </w:style>
   <w:style w:type="paragraph" w:styleId="Heading4">
-    <w:name w:val="heading 4"/>
+    <w:name w:val="Heading 4"/>
     <w:basedOn w:val="Normal"/>
     <w:next w:val="Normal"/>
-    <w:link w:val="Heading4Char"/>
     <w:uiPriority w:val="9"/>
     <w:semiHidden/>
     <w:unhideWhenUsed/>
@@ -1142,10 +1906,9 @@
     </w:rPr>
   </w:style>
   <w:style w:type="paragraph" w:styleId="Heading5">
-    <w:name w:val="heading 5"/>
+    <w:name w:val="Heading 5"/>
     <w:basedOn w:val="Normal"/>
     <w:next w:val="Normal"/>
-    <w:link w:val="Heading5Char"/>
     <w:uiPriority w:val="9"/>
     <w:semiHidden/>
     <w:unhideWhenUsed/>
@@ -1163,10 +1926,9 @@
     </w:rPr>
   </w:style>
   <w:style w:type="paragraph" w:styleId="Heading6">
-    <w:name w:val="heading 6"/>
+    <w:name w:val="Heading 6"/>
     <w:basedOn w:val="Normal"/>
     <w:next w:val="Normal"/>
-    <w:link w:val="Heading6Char"/>
     <w:uiPriority w:val="9"/>
     <w:semiHidden/>
     <w:unhideWhenUsed/>
@@ -1186,10 +1948,9 @@
     </w:rPr>
   </w:style>
   <w:style w:type="paragraph" w:styleId="Heading7">
-    <w:name w:val="heading 7"/>
+    <w:name w:val="Heading 7"/>
     <w:basedOn w:val="Normal"/>
     <w:next w:val="Normal"/>
-    <w:link w:val="Heading7Char"/>
     <w:uiPriority w:val="9"/>
     <w:semiHidden/>
     <w:unhideWhenUsed/>
@@ -1207,10 +1968,9 @@
     </w:rPr>
   </w:style>
   <w:style w:type="paragraph" w:styleId="Heading8">
-    <w:name w:val="heading 8"/>
+    <w:name w:val="Heading 8"/>
     <w:basedOn w:val="Normal"/>
     <w:next w:val="Normal"/>
-    <w:link w:val="Heading8Char"/>
     <w:uiPriority w:val="9"/>
     <w:semiHidden/>
     <w:unhideWhenUsed/>
@@ -1230,10 +1990,9 @@
     </w:rPr>
   </w:style>
   <w:style w:type="paragraph" w:styleId="Heading9">
-    <w:name w:val="heading 9"/>
+    <w:name w:val="Heading 9"/>
     <w:basedOn w:val="Normal"/>
     <w:next w:val="Normal"/>
-    <w:link w:val="Heading9Char"/>
     <w:uiPriority w:val="9"/>
     <w:semiHidden/>
     <w:unhideWhenUsed/>
@@ -1257,7 +2016,7 @@
     <w:unhideWhenUsed/>
   </w:style>
   <w:style w:type="table" w:default="1" w:styleId="TableNormal">
-    <w:name w:val="Normal Table"/>
+    <w:name w:val="Table Normal"/>
     <w:uiPriority w:val="99"/>
     <w:semiHidden/>
     <w:unhideWhenUsed/>
@@ -1277,211 +2036,6 @@
     <w:semiHidden/>
     <w:unhideWhenUsed/>
   </w:style>
-  <w:style w:type="character" w:customStyle="1" w:styleId="Heading1Char">
-    <w:name w:val="Heading 1 Char"/>
-    <w:link w:val="Heading1"/>
-    <w:uiPriority w:val="9"/>
-    <w:rsid w:val="000410A4"/>
-    <w:rPr>
-      <w:rFonts w:ascii="Aptos Display" w:eastAsia="Times New Roman" w:hAnsi="Aptos Display" w:cs="Times New Roman"/>
-      <w:color w:val="0F4761"/>
-      <w:sz w:val="40"/>
-      <w:szCs w:val="40"/>
-    </w:rPr>
-  </w:style>
-  <w:style w:type="character" w:customStyle="1" w:styleId="Heading2Char">
-    <w:name w:val="Heading 2 Char"/>
-    <w:link w:val="Heading2"/>
-    <w:uiPriority w:val="9"/>
-    <w:rsid w:val="000410A4"/>
-    <w:rPr>
-      <w:rFonts w:ascii="Aptos Display" w:eastAsia="Times New Roman" w:hAnsi="Aptos Display" w:cs="Times New Roman"/>
-      <w:color w:val="0F4761"/>
-      <w:sz w:val="32"/>
-      <w:szCs w:val="32"/>
-    </w:rPr>
-  </w:style>
-  <w:style w:type="character" w:customStyle="1" w:styleId="Heading3Char">
-    <w:name w:val="Heading 3 Char"/>
-    <w:link w:val="Heading3"/>
-    <w:uiPriority w:val="9"/>
-    <w:semiHidden/>
-    <w:rsid w:val="000410A4"/>
-    <w:rPr>
-      <w:rFonts w:eastAsia="Times New Roman" w:cs="Times New Roman"/>
-      <w:color w:val="0F4761"/>
-      <w:sz w:val="28"/>
-      <w:szCs w:val="28"/>
-    </w:rPr>
-  </w:style>
-  <w:style w:type="character" w:customStyle="1" w:styleId="Heading4Char">
-    <w:name w:val="Heading 4 Char"/>
-    <w:link w:val="Heading4"/>
-    <w:uiPriority w:val="9"/>
-    <w:semiHidden/>
-    <w:rsid w:val="000410A4"/>
-    <w:rPr>
-      <w:rFonts w:eastAsia="Times New Roman" w:cs="Times New Roman"/>
-      <w:i/>
-      <w:iCs/>
-      <w:color w:val="0F4761"/>
-    </w:rPr>
-  </w:style>
-  <w:style w:type="character" w:customStyle="1" w:styleId="Heading5Char">
-    <w:name w:val="Heading 5 Char"/>
-    <w:link w:val="Heading5"/>
-    <w:uiPriority w:val="9"/>
-    <w:semiHidden/>
-    <w:rsid w:val="000410A4"/>
-    <w:rPr>
-      <w:rFonts w:eastAsia="Times New Roman" w:cs="Times New Roman"/>
-      <w:color w:val="0F4761"/>
-    </w:rPr>
-  </w:style>
-  <w:style w:type="character" w:customStyle="1" w:styleId="Heading6Char">
-    <w:name w:val="Heading 6 Char"/>
-    <w:link w:val="Heading6"/>
-    <w:uiPriority w:val="9"/>
-    <w:semiHidden/>
-    <w:rsid w:val="000410A4"/>
-    <w:rPr>
-      <w:rFonts w:eastAsia="Times New Roman" w:cs="Times New Roman"/>
-      <w:i/>
-      <w:iCs/>
-      <w:color w:val="595959"/>
-    </w:rPr>
-  </w:style>
-  <w:style w:type="character" w:customStyle="1" w:styleId="Heading7Char">
-    <w:name w:val="Heading 7 Char"/>
-    <w:link w:val="Heading7"/>
-    <w:uiPriority w:val="9"/>
-    <w:semiHidden/>
-    <w:rsid w:val="000410A4"/>
-    <w:rPr>
-      <w:rFonts w:eastAsia="Times New Roman" w:cs="Times New Roman"/>
-      <w:color w:val="595959"/>
-    </w:rPr>
-  </w:style>
-  <w:style w:type="character" w:customStyle="1" w:styleId="Heading8Char">
-    <w:name w:val="Heading 8 Char"/>
-    <w:link w:val="Heading8"/>
-    <w:uiPriority w:val="9"/>
-    <w:semiHidden/>
-    <w:rsid w:val="000410A4"/>
-    <w:rPr>
-      <w:rFonts w:eastAsia="Times New Roman" w:cs="Times New Roman"/>
-      <w:i/>
-      <w:iCs/>
-      <w:color w:val="272727"/>
-    </w:rPr>
-  </w:style>
-  <w:style w:type="character" w:customStyle="1" w:styleId="Heading9Char">
-    <w:name w:val="Heading 9 Char"/>
-    <w:link w:val="Heading9"/>
-    <w:uiPriority w:val="9"/>
-    <w:semiHidden/>
-    <w:rsid w:val="000410A4"/>
-    <w:rPr>
-      <w:rFonts w:eastAsia="Times New Roman" w:cs="Times New Roman"/>
-      <w:color w:val="272727"/>
-    </w:rPr>
-  </w:style>
-  <w:style w:type="paragraph" w:styleId="Title">
-    <w:name w:val="Title"/>
-    <w:basedOn w:val="Normal"/>
-    <w:next w:val="Normal"/>
-    <w:link w:val="TitleChar"/>
-    <w:uiPriority w:val="10"/>
-    <w:qFormat/>
-    <w:rsid w:val="000410A4"/>
-    <w:pPr>
-      <w:spacing w:after="80" w:line="240" w:lineRule="auto"/>
-      <w:contextualSpacing/>
-    </w:pPr>
-    <w:rPr>
-      <w:rFonts w:ascii="Aptos Display" w:eastAsia="Times New Roman" w:hAnsi="Aptos Display"/>
-      <w:spacing w:val="-10"/>
-      <w:kern w:val="28"/>
-      <w:sz w:val="56"/>
-      <w:szCs w:val="56"/>
-    </w:rPr>
-  </w:style>
-  <w:style w:type="character" w:customStyle="1" w:styleId="TitleChar">
-    <w:name w:val="Title Char"/>
-    <w:link w:val="Title"/>
-    <w:uiPriority w:val="10"/>
-    <w:rsid w:val="000410A4"/>
-    <w:rPr>
-      <w:rFonts w:ascii="Aptos Display" w:eastAsia="Times New Roman" w:hAnsi="Aptos Display" w:cs="Times New Roman"/>
-      <w:spacing w:val="-10"/>
-      <w:kern w:val="28"/>
-      <w:sz w:val="56"/>
-      <w:szCs w:val="56"/>
-    </w:rPr>
-  </w:style>
-  <w:style w:type="paragraph" w:styleId="Subtitle">
-    <w:name w:val="Subtitle"/>
-    <w:basedOn w:val="Normal"/>
-    <w:next w:val="Normal"/>
-    <w:link w:val="SubtitleChar"/>
-    <w:uiPriority w:val="11"/>
-    <w:qFormat/>
-    <w:rsid w:val="000410A4"/>
-    <w:pPr>
-      <w:numPr>
-        <w:ilvl w:val="1"/>
-      </w:numPr>
-    </w:pPr>
-    <w:rPr>
-      <w:rFonts w:eastAsia="Times New Roman"/>
-      <w:color w:val="595959"/>
-      <w:spacing w:val="15"/>
-      <w:sz w:val="28"/>
-      <w:szCs w:val="28"/>
-    </w:rPr>
-  </w:style>
-  <w:style w:type="character" w:customStyle="1" w:styleId="SubtitleChar">
-    <w:name w:val="Subtitle Char"/>
-    <w:link w:val="Subtitle"/>
-    <w:uiPriority w:val="11"/>
-    <w:rsid w:val="000410A4"/>
-    <w:rPr>
-      <w:rFonts w:eastAsia="Times New Roman" w:cs="Times New Roman"/>
-      <w:color w:val="595959"/>
-      <w:spacing w:val="15"/>
-      <w:sz w:val="28"/>
-      <w:szCs w:val="28"/>
-    </w:rPr>
-  </w:style>
-  <w:style w:type="paragraph" w:styleId="Quote">
-    <w:name w:val="Quote"/>
-    <w:basedOn w:val="Normal"/>
-    <w:next w:val="Normal"/>
-    <w:link w:val="QuoteChar"/>
-    <w:uiPriority w:val="29"/>
-    <w:qFormat/>
-    <w:rsid w:val="000410A4"/>
-    <w:pPr>
-      <w:spacing w:before="160"/>
-      <w:jc w:val="center"/>
-    </w:pPr>
-    <w:rPr>
-      <w:i/>
-      <w:iCs/>
-      <w:color w:val="404040"/>
-    </w:rPr>
-  </w:style>
-  <w:style w:type="character" w:customStyle="1" w:styleId="QuoteChar">
-    <w:name w:val="Quote Char"/>
-    <w:link w:val="Quote"/>
-    <w:uiPriority w:val="29"/>
-    <w:rsid w:val="000410A4"/>
-    <w:rPr>
-      <w:i/>
-      <w:iCs/>
-      <w:color w:val="404040"/>
-    </w:rPr>
-  </w:style>
   <w:style w:type="paragraph" w:styleId="ListParagraph">
     <w:name w:val="List Paragraph"/>
     <w:basedOn w:val="Normal"/>
@@ -1504,40 +2058,6 @@
       <w:color w:val="0F4761"/>
     </w:rPr>
   </w:style>
-  <w:style w:type="paragraph" w:styleId="IntenseQuote">
-    <w:name w:val="Intense Quote"/>
-    <w:basedOn w:val="Normal"/>
-    <w:next w:val="Normal"/>
-    <w:link w:val="IntenseQuoteChar"/>
-    <w:uiPriority w:val="30"/>
-    <w:qFormat/>
-    <w:rsid w:val="000410A4"/>
-    <w:pPr>
-      <w:pBdr>
-        <w:top w:val="single" w:sz="4" w:space="10" w:color="0F4761"/>
-        <w:bottom w:val="single" w:sz="4" w:space="10" w:color="0F4761"/>
-      </w:pBdr>
-      <w:spacing w:before="360" w:after="360"/>
-      <w:ind w:left="864" w:right="864"/>
-      <w:jc w:val="center"/>
-    </w:pPr>
-    <w:rPr>
-      <w:i/>
-      <w:iCs/>
-      <w:color w:val="0F4761"/>
-    </w:rPr>
-  </w:style>
-  <w:style w:type="character" w:customStyle="1" w:styleId="IntenseQuoteChar">
-    <w:name w:val="Intense Quote Char"/>
-    <w:link w:val="IntenseQuote"/>
-    <w:uiPriority w:val="30"/>
-    <w:rsid w:val="000410A4"/>
-    <w:rPr>
-      <w:i/>
-      <w:iCs/>
-      <w:color w:val="0F4761"/>
-    </w:rPr>
-  </w:style>
   <w:style w:type="character" w:styleId="IntenseReference">
     <w:name w:val="Intense Reference"/>
     <w:uiPriority w:val="32"/>
@@ -1572,6 +2092,150 @@
     <w:rPr>
       <w:color w:val="605E5C"/>
       <w:shd w:val="clear" w:color="auto" w:fill="E1DFDD"/>
+    </w:rPr>
+  </w:style>
+  <w:style w:type="character" w:customStyle="1" w:styleId="Titre1Car">
+    <w:name w:val="Titre 1 Car"/>
+    <w:uiPriority w:val="9"/>
+    <w:rsid w:val="001A693B"/>
+    <w:rPr>
+      <w:rFonts w:ascii="Aptos Display" w:eastAsia="Times New Roman" w:hAnsi="Aptos Display" w:cs="Times New Roman"/>
+      <w:color w:val="0F4761"/>
+      <w:sz w:val="40"/>
+      <w:szCs w:val="40"/>
+    </w:rPr>
+  </w:style>
+  <w:style w:type="character" w:customStyle="1" w:styleId="Titre2Car">
+    <w:name w:val="Titre 2 Car"/>
+    <w:uiPriority w:val="9"/>
+    <w:rsid w:val="001A693B"/>
+    <w:rPr>
+      <w:rFonts w:ascii="Aptos Display" w:eastAsia="Times New Roman" w:hAnsi="Aptos Display" w:cs="Times New Roman"/>
+      <w:color w:val="0F4761"/>
+      <w:sz w:val="32"/>
+      <w:szCs w:val="32"/>
+    </w:rPr>
+  </w:style>
+  <w:style w:type="character" w:customStyle="1" w:styleId="Titre3Car">
+    <w:name w:val="Titre 3 Car"/>
+    <w:uiPriority w:val="9"/>
+    <w:semiHidden/>
+    <w:rsid w:val="001A693B"/>
+    <w:rPr>
+      <w:rFonts w:eastAsia="Times New Roman" w:cs="Times New Roman"/>
+      <w:color w:val="0F4761"/>
+      <w:sz w:val="28"/>
+      <w:szCs w:val="28"/>
+    </w:rPr>
+  </w:style>
+  <w:style w:type="character" w:customStyle="1" w:styleId="Titre4Car">
+    <w:name w:val="Titre 4 Car"/>
+    <w:uiPriority w:val="9"/>
+    <w:semiHidden/>
+    <w:rsid w:val="001A693B"/>
+    <w:rPr>
+      <w:rFonts w:eastAsia="Times New Roman" w:cs="Times New Roman"/>
+      <w:i/>
+      <w:iCs/>
+      <w:color w:val="0F4761"/>
+    </w:rPr>
+  </w:style>
+  <w:style w:type="character" w:customStyle="1" w:styleId="Titre5Car">
+    <w:name w:val="Titre 5 Car"/>
+    <w:uiPriority w:val="9"/>
+    <w:semiHidden/>
+    <w:rsid w:val="001A693B"/>
+    <w:rPr>
+      <w:rFonts w:eastAsia="Times New Roman" w:cs="Times New Roman"/>
+      <w:color w:val="0F4761"/>
+    </w:rPr>
+  </w:style>
+  <w:style w:type="character" w:customStyle="1" w:styleId="Titre6Car">
+    <w:name w:val="Titre 6 Car"/>
+    <w:uiPriority w:val="9"/>
+    <w:semiHidden/>
+    <w:rsid w:val="001A693B"/>
+    <w:rPr>
+      <w:rFonts w:eastAsia="Times New Roman" w:cs="Times New Roman"/>
+      <w:i/>
+      <w:iCs/>
+      <w:color w:val="595959"/>
+    </w:rPr>
+  </w:style>
+  <w:style w:type="character" w:customStyle="1" w:styleId="Titre7Car">
+    <w:name w:val="Titre 7 Car"/>
+    <w:uiPriority w:val="9"/>
+    <w:semiHidden/>
+    <w:rsid w:val="001A693B"/>
+    <w:rPr>
+      <w:rFonts w:eastAsia="Times New Roman" w:cs="Times New Roman"/>
+      <w:color w:val="595959"/>
+    </w:rPr>
+  </w:style>
+  <w:style w:type="character" w:customStyle="1" w:styleId="Titre8Car">
+    <w:name w:val="Titre 8 Car"/>
+    <w:uiPriority w:val="9"/>
+    <w:semiHidden/>
+    <w:rsid w:val="001A693B"/>
+    <w:rPr>
+      <w:rFonts w:eastAsia="Times New Roman" w:cs="Times New Roman"/>
+      <w:i/>
+      <w:iCs/>
+      <w:color w:val="272727"/>
+    </w:rPr>
+  </w:style>
+  <w:style w:type="character" w:customStyle="1" w:styleId="Titre9Car">
+    <w:name w:val="Titre 9 Car"/>
+    <w:uiPriority w:val="9"/>
+    <w:semiHidden/>
+    <w:rsid w:val="001A693B"/>
+    <w:rPr>
+      <w:rFonts w:eastAsia="Times New Roman" w:cs="Times New Roman"/>
+      <w:color w:val="272727"/>
+    </w:rPr>
+  </w:style>
+  <w:style w:type="character" w:customStyle="1" w:styleId="TitreCar">
+    <w:name w:val="Titre Car"/>
+    <w:uiPriority w:val="10"/>
+    <w:rsid w:val="001A693B"/>
+    <w:rPr>
+      <w:rFonts w:ascii="Aptos Display" w:eastAsia="Times New Roman" w:hAnsi="Aptos Display" w:cs="Times New Roman"/>
+      <w:spacing w:val="-10"/>
+      <w:kern w:val="28"/>
+      <w:sz w:val="56"/>
+      <w:szCs w:val="56"/>
+    </w:rPr>
+  </w:style>
+  <w:style w:type="character" w:customStyle="1" w:styleId="Sous-titreCar">
+    <w:name w:val="Sous-titre Car"/>
+    <w:uiPriority w:val="11"/>
+    <w:rsid w:val="001A693B"/>
+    <w:rPr>
+      <w:rFonts w:eastAsia="Times New Roman" w:cs="Times New Roman"/>
+      <w:color w:val="595959"/>
+      <w:spacing w:val="15"/>
+      <w:sz w:val="28"/>
+      <w:szCs w:val="28"/>
+    </w:rPr>
+  </w:style>
+  <w:style w:type="character" w:customStyle="1" w:styleId="CitationCar">
+    <w:name w:val="Citation Car"/>
+    <w:uiPriority w:val="29"/>
+    <w:rsid w:val="001A693B"/>
+    <w:rPr>
+      <w:i/>
+      <w:iCs/>
+      <w:color w:val="404040"/>
+    </w:rPr>
+  </w:style>
+  <w:style w:type="character" w:customStyle="1" w:styleId="CitationintenseCar">
+    <w:name w:val="Citation intense Car"/>
+    <w:uiPriority w:val="30"/>
+    <w:rsid w:val="001A693B"/>
+    <w:rPr>
+      <w:i/>
+      <w:iCs/>
+      <w:color w:val="0F4761"/>
     </w:rPr>
   </w:style>
 </w:styles>
@@ -1890,4 +2554,16 @@
     </a:ext>
   </a:extLst>
 </a:theme>
+</file>
+
+<file path=customXml/item1.xml><?xml version="1.0" encoding="utf-8"?>
+<b:Sources xmlns:b="http://schemas.openxmlformats.org/officeDocument/2006/bibliography" xmlns="http://schemas.openxmlformats.org/officeDocument/2006/bibliography" SelectedStyle="\APASixthEditionOfficeOnline.xsl" StyleName="APA" Version="6"/>
+</file>
+
+<file path=customXml/itemProps1.xml><?xml version="1.0" encoding="utf-8"?>
+<ds:datastoreItem xmlns:ds="http://schemas.openxmlformats.org/officeDocument/2006/customXml" ds:itemID="{ADBBDE27-4DD1-4510-8276-0BCBD195BE4F}">
+  <ds:schemaRefs>
+    <ds:schemaRef ds:uri="http://schemas.openxmlformats.org/officeDocument/2006/bibliography"/>
+  </ds:schemaRefs>
+</ds:datastoreItem>
 </file>